--- a/lessons/5-8/downloads/reveal/teacher/5.8-session-2-prerequisite-practice-a.docx
+++ b/lessons/5-8/downloads/reveal/teacher/5.8-session-2-prerequisite-practice-a.docx
@@ -15,10 +15,28 @@
         <w:rPr>
           <w:rFonts w:ascii="Avenir Next" w:hAnsi="Avenir Next" w:cs="Avenir Next" w:eastAsia="Avenir Next"/>
           <w:color w:val="1A1A1A"/>
+          <w:sz w:val="22"/>
+          <w:szCs w:val="20"/>
+        </w:rPr>
+        <w:t xml:space="preserve">Name</w:t>
+      </w:r>
+      <w:r>
+        <w:rPr>
+          <w:rFonts w:ascii="Avenir Next" w:hAnsi="Avenir Next" w:cs="Avenir Next" w:eastAsia="Avenir Next"/>
+          <w:color w:val="1A1A1A"/>
           <w:sz w:val="20"/>
           <w:szCs w:val="20"/>
         </w:rPr>
-        <w:t xml:space="preserve">Name</w:t>
+        <w:tab/>
+      </w:r>
+      <w:r>
+        <w:rPr>
+          <w:rFonts w:ascii="Avenir Next" w:hAnsi="Avenir Next" w:cs="Avenir Next" w:eastAsia="Avenir Next"/>
+          <w:color w:val="1A1A1A"/>
+          <w:sz w:val="22"/>
+          <w:szCs w:val="20"/>
+        </w:rPr>
+        <w:t xml:space="preserve">   Date</w:t>
       </w:r>
       <w:r>
         <w:rPr>
@@ -33,25 +51,7 @@
         <w:rPr>
           <w:rFonts w:ascii="Avenir Next" w:hAnsi="Avenir Next" w:cs="Avenir Next" w:eastAsia="Avenir Next"/>
           <w:color w:val="1A1A1A"/>
-          <w:sz w:val="20"/>
-          <w:szCs w:val="20"/>
-        </w:rPr>
-        <w:t xml:space="preserve">   Date</w:t>
-      </w:r>
-      <w:r>
-        <w:rPr>
-          <w:rFonts w:ascii="Avenir Next" w:hAnsi="Avenir Next" w:cs="Avenir Next" w:eastAsia="Avenir Next"/>
-          <w:color w:val="1A1A1A"/>
-          <w:sz w:val="20"/>
-          <w:szCs w:val="20"/>
-        </w:rPr>
-        <w:tab/>
-      </w:r>
-      <w:r>
-        <w:rPr>
-          <w:rFonts w:ascii="Avenir Next" w:hAnsi="Avenir Next" w:cs="Avenir Next" w:eastAsia="Avenir Next"/>
-          <w:color w:val="1A1A1A"/>
-          <w:sz w:val="20"/>
+          <w:sz w:val="22"/>
           <w:szCs w:val="20"/>
         </w:rPr>
         <w:t xml:space="preserve">   Period</w:t>
@@ -78,7 +78,7 @@
           <w:caps/>
           <w:color w:val="003A70"/>
           <w:spacing w:val="12"/>
-          <w:sz w:val="19"/>
+          <w:sz w:val="22"/>
           <w:szCs w:val="19"/>
         </w:rPr>
         <w:t xml:space="preserve">Lesson 5-8  ·  Session 2  ·  Prerequisite Practice A  ·  Skill 1 of 2</w:t>
@@ -86,6 +86,7 @@
     </w:p>
     <w:p>
       <w:pPr>
+        <w:pStyle w:val="Heading1"/>
         <w:keepNext/>
         <w:spacing w:before="0" w:after="10" w:line="240" w:lineRule="auto"/>
       </w:pPr>
@@ -111,7 +112,7 @@
         <w:rPr>
           <w:rFonts w:ascii="Avenir Next" w:hAnsi="Avenir Next" w:cs="Avenir Next" w:eastAsia="Avenir Next"/>
           <w:color w:val="5A5F66"/>
-          <w:sz w:val="17"/>
+          <w:sz w:val="22"/>
           <w:szCs w:val="17"/>
         </w:rPr>
         <w:t xml:space="preserve">Builds on Grade 2 · 2.G.A.1</w:t>
@@ -154,6 +155,7 @@
           </w:tcPr>
           <w:p>
             <w:pPr>
+              <w:pStyle w:val="Heading2"/>
               <w:spacing w:before="0" w:after="0" w:line="252" w:lineRule="auto"/>
             </w:pPr>
             <w:r>
@@ -183,7 +185,7 @@
               <w:rPr>
                 <w:rFonts w:ascii="Avenir Next" w:hAnsi="Avenir Next" w:cs="Avenir Next" w:eastAsia="Avenir Next"/>
                 <w:color w:val="1A1A1A"/>
-                <w:sz w:val="20"/>
+                <w:sz w:val="22"/>
                 <w:szCs w:val="20"/>
               </w:rPr>
               <w:t xml:space="preserve">You will find lateral area: only the slanted faces, like the 3 faces of Maria’s frame.</w:t>
@@ -203,6 +205,7 @@
           </w:tcPr>
           <w:p>
             <w:pPr>
+              <w:pStyle w:val="Heading2"/>
               <w:spacing w:before="0" w:after="0" w:line="252" w:lineRule="auto"/>
             </w:pPr>
             <w:r>
@@ -232,7 +235,7 @@
               <w:rPr>
                 <w:rFonts w:ascii="Avenir Next" w:hAnsi="Avenir Next" w:cs="Avenir Next" w:eastAsia="Avenir Next"/>
                 <w:color w:val="1A1A1A"/>
-                <w:sz w:val="20"/>
+                <w:sz w:val="22"/>
                 <w:szCs w:val="20"/>
               </w:rPr>
               <w:t xml:space="preserve">Count a pyramid’s slanted faces from its base.  </w:t>
@@ -242,7 +245,7 @@
                 <w:rFonts w:ascii="Avenir Next" w:hAnsi="Avenir Next" w:cs="Avenir Next" w:eastAsia="Avenir Next"/>
                 <w:b/>
                 <w:color w:val="1A1A1A"/>
-                <w:sz w:val="20"/>
+                <w:sz w:val="22"/>
                 <w:szCs w:val="20"/>
               </w:rPr>
               <w:t xml:space="preserve">You will use it in Practice Form A, problems 2 and 3.</w:t>
@@ -253,6 +256,7 @@
     </w:tbl>
     <w:p>
       <w:pPr>
+        <w:pStyle w:val="Heading2"/>
         <w:keepNext/>
         <w:pBdr>
           <w:bottom w:val="single" w:sz="8" w:space="3" w:color="003A70"/>
@@ -268,7 +272,7 @@
           <w:b/>
           <w:color w:val="003A70"/>
           <w:spacing w:val="14"/>
-          <w:sz w:val="19"/>
+          <w:sz w:val="22"/>
           <w:szCs w:val="19"/>
         </w:rPr>
         <w:t xml:space="preserve">STEPS TO FOLLOW</w:t>
@@ -287,7 +291,7 @@
           <w:rFonts w:ascii="Avenir Next" w:hAnsi="Avenir Next" w:cs="Avenir Next" w:eastAsia="Avenir Next"/>
           <w:i/>
           <w:color w:val="5A5F66"/>
-          <w:sz w:val="17"/>
+          <w:sz w:val="22"/>
           <w:szCs w:val="17"/>
         </w:rPr>
         <w:t xml:space="preserve">use these same steps on every problem</w:t>
@@ -329,6 +333,7 @@
           </w:tcPr>
           <w:p>
             <w:pPr>
+              <w:pStyle w:val="Heading1"/>
               <w:spacing w:before="0" w:after="0" w:line="240" w:lineRule="auto"/>
               <w:jc w:val="center"/>
             </w:pPr>
@@ -358,7 +363,7 @@
                 <w:rFonts w:ascii="Avenir Next" w:hAnsi="Avenir Next" w:cs="Avenir Next" w:eastAsia="Avenir Next"/>
                 <w:b/>
                 <w:color w:val="1A1A1A"/>
-                <w:sz w:val="21"/>
+                <w:sz w:val="22"/>
                 <w:szCs w:val="21"/>
               </w:rPr>
               <w:t xml:space="preserve">Name</w:t>
@@ -367,7 +372,7 @@
               <w:rPr>
                 <w:rFonts w:ascii="Avenir Next" w:hAnsi="Avenir Next" w:cs="Avenir Next" w:eastAsia="Avenir Next"/>
                 <w:color w:val="1A1A1A"/>
-                <w:sz w:val="21"/>
+                <w:sz w:val="22"/>
                 <w:szCs w:val="21"/>
               </w:rPr>
               <w:t xml:space="preserve"> the base shape.</w:t>
@@ -386,6 +391,7 @@
           </w:tcPr>
           <w:p>
             <w:pPr>
+              <w:pStyle w:val="Heading1"/>
               <w:spacing w:before="0" w:after="0" w:line="240" w:lineRule="auto"/>
               <w:jc w:val="center"/>
             </w:pPr>
@@ -415,7 +421,7 @@
                 <w:rFonts w:ascii="Avenir Next" w:hAnsi="Avenir Next" w:cs="Avenir Next" w:eastAsia="Avenir Next"/>
                 <w:b/>
                 <w:color w:val="1A1A1A"/>
-                <w:sz w:val="21"/>
+                <w:sz w:val="22"/>
                 <w:szCs w:val="21"/>
               </w:rPr>
               <w:t xml:space="preserve">Count</w:t>
@@ -424,7 +430,7 @@
               <w:rPr>
                 <w:rFonts w:ascii="Avenir Next" w:hAnsi="Avenir Next" w:cs="Avenir Next" w:eastAsia="Avenir Next"/>
                 <w:color w:val="1A1A1A"/>
-                <w:sz w:val="21"/>
+                <w:sz w:val="22"/>
                 <w:szCs w:val="21"/>
               </w:rPr>
               <w:t xml:space="preserve"> its sides. That is the number of slanted faces.</w:t>
@@ -443,6 +449,7 @@
           </w:tcPr>
           <w:p>
             <w:pPr>
+              <w:pStyle w:val="Heading1"/>
               <w:spacing w:before="0" w:after="0" w:line="240" w:lineRule="auto"/>
               <w:jc w:val="center"/>
             </w:pPr>
@@ -472,7 +479,7 @@
                 <w:rFonts w:ascii="Avenir Next" w:hAnsi="Avenir Next" w:cs="Avenir Next" w:eastAsia="Avenir Next"/>
                 <w:b/>
                 <w:color w:val="1A1A1A"/>
-                <w:sz w:val="21"/>
+                <w:sz w:val="22"/>
                 <w:szCs w:val="21"/>
               </w:rPr>
               <w:t xml:space="preserve">Add</w:t>
@@ -481,7 +488,7 @@
               <w:rPr>
                 <w:rFonts w:ascii="Avenir Next" w:hAnsi="Avenir Next" w:cs="Avenir Next" w:eastAsia="Avenir Next"/>
                 <w:color w:val="1A1A1A"/>
-                <w:sz w:val="21"/>
+                <w:sz w:val="22"/>
                 <w:szCs w:val="21"/>
               </w:rPr>
               <w:t xml:space="preserve"> 1 for the base to get all the faces.</w:t>
@@ -492,6 +499,7 @@
     </w:tbl>
     <w:p>
       <w:pPr>
+        <w:pStyle w:val="Heading2"/>
         <w:keepNext/>
         <w:pBdr>
           <w:bottom w:val="single" w:sz="8" w:space="3" w:color="003A70"/>
@@ -507,7 +515,7 @@
           <w:b/>
           <w:color w:val="003A70"/>
           <w:spacing w:val="14"/>
-          <w:sz w:val="19"/>
+          <w:sz w:val="22"/>
           <w:szCs w:val="19"/>
         </w:rPr>
         <w:t xml:space="preserve">WATCH ME</w:t>
@@ -526,7 +534,7 @@
           <w:rFonts w:ascii="Avenir Next" w:hAnsi="Avenir Next" w:cs="Avenir Next" w:eastAsia="Avenir Next"/>
           <w:i/>
           <w:color w:val="5A5F66"/>
-          <w:sz w:val="17"/>
+          <w:sz w:val="22"/>
           <w:szCs w:val="17"/>
         </w:rPr>
         <w:t xml:space="preserve">the steps in action</w:t>
@@ -541,7 +549,7 @@
           <w:rFonts w:ascii="Avenir Next" w:hAnsi="Avenir Next" w:cs="Avenir Next" w:eastAsia="Avenir Next"/>
           <w:b/>
           <w:color w:val="1A1A1A"/>
-          <w:sz w:val="21"/>
+          <w:sz w:val="22"/>
           <w:szCs w:val="21"/>
         </w:rPr>
         <w:t xml:space="preserve">An octagonal pyramid: how many slanted faces? How many faces in all?</w:t>
@@ -560,25 +568,25 @@
           <w:rFonts w:ascii="Avenir Next" w:hAnsi="Avenir Next" w:cs="Avenir Next" w:eastAsia="Avenir Next"/>
           <w:b/>
           <w:color w:val="003A70"/>
+          <w:sz w:val="22"/>
+          <w:szCs w:val="19"/>
+        </w:rPr>
+        <w:t xml:space="preserve">Step 1</w:t>
+      </w:r>
+      <w:r>
+        <w:rPr>
+          <w:rFonts w:ascii="Avenir Next" w:hAnsi="Avenir Next" w:cs="Avenir Next" w:eastAsia="Avenir Next"/>
+          <w:color w:val="1A1A1A"/>
           <w:sz w:val="19"/>
           <w:szCs w:val="19"/>
         </w:rPr>
-        <w:t xml:space="preserve">Step 1</w:t>
-      </w:r>
-      <w:r>
-        <w:rPr>
-          <w:rFonts w:ascii="Avenir Next" w:hAnsi="Avenir Next" w:cs="Avenir Next" w:eastAsia="Avenir Next"/>
-          <w:color w:val="1A1A1A"/>
-          <w:sz w:val="19"/>
-          <w:szCs w:val="19"/>
-        </w:rPr>
         <w:tab/>
       </w:r>
       <w:r>
         <w:rPr>
           <w:rFonts w:ascii="Avenir Next" w:hAnsi="Avenir Next" w:cs="Avenir Next" w:eastAsia="Avenir Next"/>
           <w:color w:val="1A1A1A"/>
-          <w:sz w:val="21"/>
+          <w:sz w:val="22"/>
           <w:szCs w:val="21"/>
         </w:rPr>
         <w:t xml:space="preserve">Base: octagon.</w:t>
@@ -597,25 +605,25 @@
           <w:rFonts w:ascii="Avenir Next" w:hAnsi="Avenir Next" w:cs="Avenir Next" w:eastAsia="Avenir Next"/>
           <w:b/>
           <w:color w:val="003A70"/>
+          <w:sz w:val="22"/>
+          <w:szCs w:val="19"/>
+        </w:rPr>
+        <w:t xml:space="preserve">Step 2</w:t>
+      </w:r>
+      <w:r>
+        <w:rPr>
+          <w:rFonts w:ascii="Avenir Next" w:hAnsi="Avenir Next" w:cs="Avenir Next" w:eastAsia="Avenir Next"/>
+          <w:color w:val="1A1A1A"/>
           <w:sz w:val="19"/>
           <w:szCs w:val="19"/>
         </w:rPr>
-        <w:t xml:space="preserve">Step 2</w:t>
-      </w:r>
-      <w:r>
-        <w:rPr>
-          <w:rFonts w:ascii="Avenir Next" w:hAnsi="Avenir Next" w:cs="Avenir Next" w:eastAsia="Avenir Next"/>
-          <w:color w:val="1A1A1A"/>
-          <w:sz w:val="19"/>
-          <w:szCs w:val="19"/>
-        </w:rPr>
         <w:tab/>
       </w:r>
       <w:r>
         <w:rPr>
           <w:rFonts w:ascii="Avenir Next" w:hAnsi="Avenir Next" w:cs="Avenir Next" w:eastAsia="Avenir Next"/>
           <w:color w:val="1A1A1A"/>
-          <w:sz w:val="21"/>
+          <w:sz w:val="22"/>
           <w:szCs w:val="21"/>
         </w:rPr>
         <w:t xml:space="preserve">8 sides, so 8 slanted faces.</w:t>
@@ -634,25 +642,25 @@
           <w:rFonts w:ascii="Avenir Next" w:hAnsi="Avenir Next" w:cs="Avenir Next" w:eastAsia="Avenir Next"/>
           <w:b/>
           <w:color w:val="003A70"/>
+          <w:sz w:val="22"/>
+          <w:szCs w:val="19"/>
+        </w:rPr>
+        <w:t xml:space="preserve">Step 3</w:t>
+      </w:r>
+      <w:r>
+        <w:rPr>
+          <w:rFonts w:ascii="Avenir Next" w:hAnsi="Avenir Next" w:cs="Avenir Next" w:eastAsia="Avenir Next"/>
+          <w:color w:val="1A1A1A"/>
           <w:sz w:val="19"/>
           <w:szCs w:val="19"/>
         </w:rPr>
-        <w:t xml:space="preserve">Step 3</w:t>
-      </w:r>
-      <w:r>
-        <w:rPr>
-          <w:rFonts w:ascii="Avenir Next" w:hAnsi="Avenir Next" w:cs="Avenir Next" w:eastAsia="Avenir Next"/>
-          <w:color w:val="1A1A1A"/>
-          <w:sz w:val="19"/>
-          <w:szCs w:val="19"/>
-        </w:rPr>
         <w:tab/>
       </w:r>
       <w:r>
         <w:rPr>
           <w:rFonts w:ascii="Avenir Next" w:hAnsi="Avenir Next" w:cs="Avenir Next" w:eastAsia="Avenir Next"/>
           <w:color w:val="1A1A1A"/>
-          <w:sz w:val="21"/>
+          <w:sz w:val="22"/>
           <w:szCs w:val="21"/>
         </w:rPr>
         <w:t xml:space="preserve">8 + 1 = 9.</w:t>
@@ -671,18 +679,18 @@
           <w:rFonts w:ascii="Avenir Next" w:hAnsi="Avenir Next" w:cs="Avenir Next" w:eastAsia="Avenir Next"/>
           <w:b/>
           <w:color w:val="1A1A1A"/>
+          <w:sz w:val="22"/>
+          <w:szCs w:val="21"/>
+        </w:rPr>
+        <w:t xml:space="preserve">Answer</w:t>
+      </w:r>
+      <w:r>
+        <w:rPr>
+          <w:rFonts w:ascii="Avenir Next" w:hAnsi="Avenir Next" w:cs="Avenir Next" w:eastAsia="Avenir Next"/>
+          <w:color w:val="1A1A1A"/>
           <w:sz w:val="21"/>
           <w:szCs w:val="21"/>
         </w:rPr>
-        <w:t xml:space="preserve">Answer</w:t>
-      </w:r>
-      <w:r>
-        <w:rPr>
-          <w:rFonts w:ascii="Avenir Next" w:hAnsi="Avenir Next" w:cs="Avenir Next" w:eastAsia="Avenir Next"/>
-          <w:color w:val="1A1A1A"/>
-          <w:sz w:val="21"/>
-          <w:szCs w:val="21"/>
-        </w:rPr>
         <w:tab/>
       </w:r>
       <w:r>
@@ -690,7 +698,7 @@
           <w:rFonts w:ascii="Avenir Next" w:hAnsi="Avenir Next" w:cs="Avenir Next" w:eastAsia="Avenir Next"/>
           <w:b/>
           <w:color w:val="1A1A1A"/>
-          <w:sz w:val="21"/>
+          <w:sz w:val="22"/>
           <w:szCs w:val="21"/>
         </w:rPr>
         <w:t xml:space="preserve">8 slanted faces; 9 faces in all</w:t>
@@ -698,6 +706,7 @@
     </w:p>
     <w:p>
       <w:pPr>
+        <w:pStyle w:val="Heading2"/>
         <w:keepNext/>
         <w:pBdr>
           <w:bottom w:val="single" w:sz="8" w:space="3" w:color="003A70"/>
@@ -713,7 +722,7 @@
           <w:b/>
           <w:color w:val="003A70"/>
           <w:spacing w:val="14"/>
-          <w:sz w:val="19"/>
+          <w:sz w:val="22"/>
           <w:szCs w:val="19"/>
         </w:rPr>
         <w:t xml:space="preserve">TRY IT WITH HELP</w:t>
@@ -732,7 +741,7 @@
           <w:rFonts w:ascii="Avenir Next" w:hAnsi="Avenir Next" w:cs="Avenir Next" w:eastAsia="Avenir Next"/>
           <w:i/>
           <w:color w:val="5A5F66"/>
-          <w:sz w:val="17"/>
+          <w:sz w:val="22"/>
           <w:szCs w:val="17"/>
         </w:rPr>
         <w:t xml:space="preserve">fill in each step</w:t>
@@ -790,25 +799,25 @@
           <w:rFonts w:ascii="Avenir Next" w:hAnsi="Avenir Next" w:cs="Avenir Next" w:eastAsia="Avenir Next"/>
           <w:b/>
           <w:color w:val="003A70"/>
+          <w:sz w:val="22"/>
+          <w:szCs w:val="18"/>
+        </w:rPr>
+        <w:t xml:space="preserve">Step 1</w:t>
+      </w:r>
+      <w:r>
+        <w:rPr>
+          <w:rFonts w:ascii="Avenir Next" w:hAnsi="Avenir Next" w:cs="Avenir Next" w:eastAsia="Avenir Next"/>
+          <w:color w:val="1A1A1A"/>
           <w:sz w:val="18"/>
           <w:szCs w:val="18"/>
         </w:rPr>
-        <w:t xml:space="preserve">Step 1</w:t>
-      </w:r>
-      <w:r>
-        <w:rPr>
-          <w:rFonts w:ascii="Avenir Next" w:hAnsi="Avenir Next" w:cs="Avenir Next" w:eastAsia="Avenir Next"/>
-          <w:color w:val="1A1A1A"/>
-          <w:sz w:val="18"/>
-          <w:szCs w:val="18"/>
-        </w:rPr>
         <w:tab/>
       </w:r>
       <w:r>
         <w:rPr>
           <w:rFonts w:ascii="Avenir Next" w:hAnsi="Avenir Next" w:cs="Avenir Next" w:eastAsia="Avenir Next"/>
           <w:color w:val="1A1A1A"/>
-          <w:sz w:val="21"/>
+          <w:sz w:val="22"/>
           <w:szCs w:val="21"/>
         </w:rPr>
         <w:t xml:space="preserve">Base: </w:t>
@@ -838,25 +847,25 @@
           <w:rFonts w:ascii="Avenir Next" w:hAnsi="Avenir Next" w:cs="Avenir Next" w:eastAsia="Avenir Next"/>
           <w:b/>
           <w:color w:val="003A70"/>
+          <w:sz w:val="22"/>
+          <w:szCs w:val="18"/>
+        </w:rPr>
+        <w:t xml:space="preserve">Step 2</w:t>
+      </w:r>
+      <w:r>
+        <w:rPr>
+          <w:rFonts w:ascii="Avenir Next" w:hAnsi="Avenir Next" w:cs="Avenir Next" w:eastAsia="Avenir Next"/>
+          <w:color w:val="1A1A1A"/>
           <w:sz w:val="18"/>
           <w:szCs w:val="18"/>
         </w:rPr>
-        <w:t xml:space="preserve">Step 2</w:t>
-      </w:r>
-      <w:r>
-        <w:rPr>
-          <w:rFonts w:ascii="Avenir Next" w:hAnsi="Avenir Next" w:cs="Avenir Next" w:eastAsia="Avenir Next"/>
-          <w:color w:val="1A1A1A"/>
-          <w:sz w:val="18"/>
-          <w:szCs w:val="18"/>
-        </w:rPr>
         <w:tab/>
       </w:r>
       <w:r>
         <w:rPr>
           <w:rFonts w:ascii="Avenir Next" w:hAnsi="Avenir Next" w:cs="Avenir Next" w:eastAsia="Avenir Next"/>
           <w:color w:val="1A1A1A"/>
-          <w:sz w:val="21"/>
+          <w:sz w:val="22"/>
           <w:szCs w:val="21"/>
         </w:rPr>
         <w:t xml:space="preserve">Slanted faces: </w:t>
@@ -886,35 +895,35 @@
           <w:rFonts w:ascii="Avenir Next" w:hAnsi="Avenir Next" w:cs="Avenir Next" w:eastAsia="Avenir Next"/>
           <w:b/>
           <w:color w:val="003A70"/>
+          <w:sz w:val="22"/>
+          <w:szCs w:val="18"/>
+        </w:rPr>
+        <w:t xml:space="preserve">Step 3</w:t>
+      </w:r>
+      <w:r>
+        <w:rPr>
+          <w:rFonts w:ascii="Avenir Next" w:hAnsi="Avenir Next" w:cs="Avenir Next" w:eastAsia="Avenir Next"/>
+          <w:color w:val="1A1A1A"/>
           <w:sz w:val="18"/>
           <w:szCs w:val="18"/>
         </w:rPr>
-        <w:t xml:space="preserve">Step 3</w:t>
-      </w:r>
-      <w:r>
-        <w:rPr>
-          <w:rFonts w:ascii="Avenir Next" w:hAnsi="Avenir Next" w:cs="Avenir Next" w:eastAsia="Avenir Next"/>
-          <w:color w:val="1A1A1A"/>
-          <w:sz w:val="18"/>
-          <w:szCs w:val="18"/>
-        </w:rPr>
         <w:tab/>
       </w:r>
       <w:r>
         <w:rPr>
           <w:rFonts w:ascii="Avenir Next" w:hAnsi="Avenir Next" w:cs="Avenir Next" w:eastAsia="Avenir Next"/>
           <w:color w:val="1A1A1A"/>
+          <w:sz w:val="22"/>
+          <w:szCs w:val="21"/>
+        </w:rPr>
+        <w:t xml:space="preserve">4 + 1 = </w:t>
+      </w:r>
+      <w:r>
+        <w:rPr>
+          <w:rFonts w:ascii="Avenir Next" w:hAnsi="Avenir Next" w:cs="Avenir Next" w:eastAsia="Avenir Next"/>
+          <w:color w:val="1A1A1A"/>
           <w:sz w:val="21"/>
           <w:szCs w:val="21"/>
-        </w:rPr>
-        <w:t xml:space="preserve">4 + 1 = </w:t>
-      </w:r>
-      <w:r>
-        <w:rPr>
-          <w:rFonts w:ascii="Avenir Next" w:hAnsi="Avenir Next" w:cs="Avenir Next" w:eastAsia="Avenir Next"/>
-          <w:color w:val="1A1A1A"/>
-          <w:sz w:val="21"/>
-          <w:szCs w:val="21"/>
           <w:u w:val="single"/>
         </w:rPr>
         <w:t xml:space="preserve">                </w:t>
@@ -923,7 +932,7 @@
         <w:rPr>
           <w:rFonts w:ascii="Avenir Next" w:hAnsi="Avenir Next" w:cs="Avenir Next" w:eastAsia="Avenir Next"/>
           <w:color w:val="1A1A1A"/>
-          <w:sz w:val="21"/>
+          <w:sz w:val="22"/>
           <w:szCs w:val="21"/>
         </w:rPr>
         <w:t xml:space="preserve"> faces</w:t>
@@ -986,25 +995,25 @@
           <w:rFonts w:ascii="Avenir Next" w:hAnsi="Avenir Next" w:cs="Avenir Next" w:eastAsia="Avenir Next"/>
           <w:b/>
           <w:color w:val="003A70"/>
+          <w:sz w:val="22"/>
+          <w:szCs w:val="18"/>
+        </w:rPr>
+        <w:t xml:space="preserve">Step 1</w:t>
+      </w:r>
+      <w:r>
+        <w:rPr>
+          <w:rFonts w:ascii="Avenir Next" w:hAnsi="Avenir Next" w:cs="Avenir Next" w:eastAsia="Avenir Next"/>
+          <w:color w:val="1A1A1A"/>
           <w:sz w:val="18"/>
           <w:szCs w:val="18"/>
         </w:rPr>
-        <w:t xml:space="preserve">Step 1</w:t>
-      </w:r>
-      <w:r>
-        <w:rPr>
-          <w:rFonts w:ascii="Avenir Next" w:hAnsi="Avenir Next" w:cs="Avenir Next" w:eastAsia="Avenir Next"/>
-          <w:color w:val="1A1A1A"/>
-          <w:sz w:val="18"/>
-          <w:szCs w:val="18"/>
-        </w:rPr>
         <w:tab/>
       </w:r>
       <w:r>
         <w:rPr>
           <w:rFonts w:ascii="Avenir Next" w:hAnsi="Avenir Next" w:cs="Avenir Next" w:eastAsia="Avenir Next"/>
           <w:color w:val="1A1A1A"/>
-          <w:sz w:val="21"/>
+          <w:sz w:val="22"/>
           <w:szCs w:val="21"/>
         </w:rPr>
         <w:t xml:space="preserve">Base: </w:t>
@@ -1034,25 +1043,25 @@
           <w:rFonts w:ascii="Avenir Next" w:hAnsi="Avenir Next" w:cs="Avenir Next" w:eastAsia="Avenir Next"/>
           <w:b/>
           <w:color w:val="003A70"/>
+          <w:sz w:val="22"/>
+          <w:szCs w:val="18"/>
+        </w:rPr>
+        <w:t xml:space="preserve">Step 2</w:t>
+      </w:r>
+      <w:r>
+        <w:rPr>
+          <w:rFonts w:ascii="Avenir Next" w:hAnsi="Avenir Next" w:cs="Avenir Next" w:eastAsia="Avenir Next"/>
+          <w:color w:val="1A1A1A"/>
           <w:sz w:val="18"/>
           <w:szCs w:val="18"/>
         </w:rPr>
-        <w:t xml:space="preserve">Step 2</w:t>
-      </w:r>
-      <w:r>
-        <w:rPr>
-          <w:rFonts w:ascii="Avenir Next" w:hAnsi="Avenir Next" w:cs="Avenir Next" w:eastAsia="Avenir Next"/>
-          <w:color w:val="1A1A1A"/>
-          <w:sz w:val="18"/>
-          <w:szCs w:val="18"/>
-        </w:rPr>
         <w:tab/>
       </w:r>
       <w:r>
         <w:rPr>
           <w:rFonts w:ascii="Avenir Next" w:hAnsi="Avenir Next" w:cs="Avenir Next" w:eastAsia="Avenir Next"/>
           <w:color w:val="1A1A1A"/>
-          <w:sz w:val="21"/>
+          <w:sz w:val="22"/>
           <w:szCs w:val="21"/>
         </w:rPr>
         <w:t xml:space="preserve">Slanted faces: </w:t>
@@ -1082,35 +1091,35 @@
           <w:rFonts w:ascii="Avenir Next" w:hAnsi="Avenir Next" w:cs="Avenir Next" w:eastAsia="Avenir Next"/>
           <w:b/>
           <w:color w:val="003A70"/>
+          <w:sz w:val="22"/>
+          <w:szCs w:val="18"/>
+        </w:rPr>
+        <w:t xml:space="preserve">Step 3</w:t>
+      </w:r>
+      <w:r>
+        <w:rPr>
+          <w:rFonts w:ascii="Avenir Next" w:hAnsi="Avenir Next" w:cs="Avenir Next" w:eastAsia="Avenir Next"/>
+          <w:color w:val="1A1A1A"/>
           <w:sz w:val="18"/>
           <w:szCs w:val="18"/>
         </w:rPr>
-        <w:t xml:space="preserve">Step 3</w:t>
-      </w:r>
-      <w:r>
-        <w:rPr>
-          <w:rFonts w:ascii="Avenir Next" w:hAnsi="Avenir Next" w:cs="Avenir Next" w:eastAsia="Avenir Next"/>
-          <w:color w:val="1A1A1A"/>
-          <w:sz w:val="18"/>
-          <w:szCs w:val="18"/>
-        </w:rPr>
         <w:tab/>
       </w:r>
       <w:r>
         <w:rPr>
           <w:rFonts w:ascii="Avenir Next" w:hAnsi="Avenir Next" w:cs="Avenir Next" w:eastAsia="Avenir Next"/>
           <w:color w:val="1A1A1A"/>
+          <w:sz w:val="22"/>
+          <w:szCs w:val="21"/>
+        </w:rPr>
+        <w:t xml:space="preserve">5 + 1 = </w:t>
+      </w:r>
+      <w:r>
+        <w:rPr>
+          <w:rFonts w:ascii="Avenir Next" w:hAnsi="Avenir Next" w:cs="Avenir Next" w:eastAsia="Avenir Next"/>
+          <w:color w:val="1A1A1A"/>
           <w:sz w:val="21"/>
           <w:szCs w:val="21"/>
-        </w:rPr>
-        <w:t xml:space="preserve">5 + 1 = </w:t>
-      </w:r>
-      <w:r>
-        <w:rPr>
-          <w:rFonts w:ascii="Avenir Next" w:hAnsi="Avenir Next" w:cs="Avenir Next" w:eastAsia="Avenir Next"/>
-          <w:color w:val="1A1A1A"/>
-          <w:sz w:val="21"/>
-          <w:szCs w:val="21"/>
           <w:u w:val="single"/>
         </w:rPr>
         <w:t xml:space="preserve">                </w:t>
@@ -1119,7 +1128,7 @@
         <w:rPr>
           <w:rFonts w:ascii="Avenir Next" w:hAnsi="Avenir Next" w:cs="Avenir Next" w:eastAsia="Avenir Next"/>
           <w:color w:val="1A1A1A"/>
-          <w:sz w:val="21"/>
+          <w:sz w:val="22"/>
           <w:szCs w:val="21"/>
         </w:rPr>
         <w:t xml:space="preserve"> faces</w:t>
@@ -1132,6 +1141,7 @@
     </w:p>
     <w:p>
       <w:pPr>
+        <w:pStyle w:val="Heading2"/>
         <w:keepNext/>
         <w:pBdr>
           <w:bottom w:val="single" w:sz="8" w:space="3" w:color="003A70"/>
@@ -1147,7 +1157,7 @@
           <w:b/>
           <w:color w:val="003A70"/>
           <w:spacing w:val="14"/>
-          <w:sz w:val="19"/>
+          <w:sz w:val="22"/>
           <w:szCs w:val="19"/>
         </w:rPr>
         <w:t xml:space="preserve">YOUR TURN</w:t>
@@ -1166,7 +1176,7 @@
           <w:rFonts w:ascii="Avenir Next" w:hAnsi="Avenir Next" w:cs="Avenir Next" w:eastAsia="Avenir Next"/>
           <w:i/>
           <w:color w:val="5A5F66"/>
-          <w:sz w:val="17"/>
+          <w:sz w:val="22"/>
           <w:szCs w:val="17"/>
         </w:rPr>
         <w:t xml:space="preserve">use the steps on your own</w:t>
@@ -1552,7 +1562,7 @@
       <w:pPr>
         <w:pageBreakBefore/>
         <w:keepNext/>
-        <w:spacing w:before="0" w:after="12" w:line="264" w:lineRule="auto"/>
+        <w:spacing w:before="0" w:after="12" w:line="252" w:lineRule="auto"/>
       </w:pPr>
       <w:r>
         <w:rPr>
@@ -1561,7 +1571,7 @@
           <w:caps/>
           <w:color w:val="003A70"/>
           <w:spacing w:val="12"/>
-          <w:sz w:val="19"/>
+          <w:sz w:val="22"/>
           <w:szCs w:val="19"/>
         </w:rPr>
         <w:t xml:space="preserve">Lesson 5-8  ·  Session 2  ·  Prerequisite Practice A  ·  Skill 2 of 2</w:t>
@@ -1569,6 +1579,7 @@
     </w:p>
     <w:p>
       <w:pPr>
+        <w:pStyle w:val="Heading1"/>
         <w:keepNext/>
         <w:spacing w:before="0" w:after="10" w:line="240" w:lineRule="auto"/>
       </w:pPr>
@@ -1588,13 +1599,13 @@
         <w:pBdr>
           <w:bottom w:val="single" w:sz="4" w:space="5" w:color="C9CDD2"/>
         </w:pBdr>
-        <w:spacing w:before="0" w:after="60" w:line="264" w:lineRule="auto"/>
+        <w:spacing w:before="0" w:after="60" w:line="252" w:lineRule="auto"/>
       </w:pPr>
       <w:r>
         <w:rPr>
           <w:rFonts w:ascii="Avenir Next" w:hAnsi="Avenir Next" w:cs="Avenir Next" w:eastAsia="Avenir Next"/>
           <w:color w:val="5A5F66"/>
-          <w:sz w:val="17"/>
+          <w:sz w:val="22"/>
           <w:szCs w:val="17"/>
         </w:rPr>
         <w:t xml:space="preserve">Builds on Grade 4 · 4.NBT.B.4</w:t>
@@ -1637,7 +1648,8 @@
           </w:tcPr>
           <w:p>
             <w:pPr>
-              <w:spacing w:before="0" w:after="0" w:line="252" w:lineRule="auto"/>
+              <w:pStyle w:val="Heading2"/>
+              <w:spacing w:before="0" w:after="0" w:line="246" w:lineRule="auto"/>
             </w:pPr>
             <w:r>
               <w:rPr>
@@ -1660,13 +1672,13 @@
           </w:tcPr>
           <w:p>
             <w:pPr>
-              <w:spacing w:before="0" w:after="0" w:line="264" w:lineRule="auto"/>
+              <w:spacing w:before="0" w:after="0" w:line="252" w:lineRule="auto"/>
             </w:pPr>
             <w:r>
               <w:rPr>
                 <w:rFonts w:ascii="Avenir Next" w:hAnsi="Avenir Next" w:cs="Avenir Next" w:eastAsia="Avenir Next"/>
                 <w:color w:val="1A1A1A"/>
-                <w:sz w:val="20"/>
+                <w:sz w:val="22"/>
                 <w:szCs w:val="20"/>
               </w:rPr>
               <w:t xml:space="preserve">You will take away the base: lateral area = surface area − base, like 150 − 36.</w:t>
@@ -1686,7 +1698,8 @@
           </w:tcPr>
           <w:p>
             <w:pPr>
-              <w:spacing w:before="0" w:after="0" w:line="252" w:lineRule="auto"/>
+              <w:pStyle w:val="Heading2"/>
+              <w:spacing w:before="0" w:after="0" w:line="246" w:lineRule="auto"/>
             </w:pPr>
             <w:r>
               <w:rPr>
@@ -1709,13 +1722,13 @@
           </w:tcPr>
           <w:p>
             <w:pPr>
-              <w:spacing w:before="0" w:after="0" w:line="264" w:lineRule="auto"/>
+              <w:spacing w:before="0" w:after="0" w:line="252" w:lineRule="auto"/>
             </w:pPr>
             <w:r>
               <w:rPr>
                 <w:rFonts w:ascii="Avenir Next" w:hAnsi="Avenir Next" w:cs="Avenir Next" w:eastAsia="Avenir Next"/>
                 <w:color w:val="1A1A1A"/>
-                <w:sz w:val="20"/>
+                <w:sz w:val="22"/>
                 <w:szCs w:val="20"/>
               </w:rPr>
               <w:t xml:space="preserve">Find the missing part: total − known part.  </w:t>
@@ -1725,7 +1738,7 @@
                 <w:rFonts w:ascii="Avenir Next" w:hAnsi="Avenir Next" w:cs="Avenir Next" w:eastAsia="Avenir Next"/>
                 <w:b/>
                 <w:color w:val="1A1A1A"/>
-                <w:sz w:val="20"/>
+                <w:sz w:val="22"/>
                 <w:szCs w:val="20"/>
               </w:rPr>
               <w:t xml:space="preserve">You will use it in Practice Form A, problem 1.</w:t>
@@ -1736,6 +1749,7 @@
     </w:tbl>
     <w:p>
       <w:pPr>
+        <w:pStyle w:val="Heading2"/>
         <w:keepNext/>
         <w:pBdr>
           <w:bottom w:val="single" w:sz="8" w:space="3" w:color="003A70"/>
@@ -1751,7 +1765,7 @@
           <w:b/>
           <w:color w:val="003A70"/>
           <w:spacing w:val="14"/>
-          <w:sz w:val="19"/>
+          <w:sz w:val="22"/>
           <w:szCs w:val="19"/>
         </w:rPr>
         <w:t xml:space="preserve">STEPS TO FOLLOW</w:t>
@@ -1770,7 +1784,7 @@
           <w:rFonts w:ascii="Avenir Next" w:hAnsi="Avenir Next" w:cs="Avenir Next" w:eastAsia="Avenir Next"/>
           <w:i/>
           <w:color w:val="5A5F66"/>
-          <w:sz w:val="17"/>
+          <w:sz w:val="22"/>
           <w:szCs w:val="17"/>
         </w:rPr>
         <w:t xml:space="preserve">use these same steps on every problem</w:t>
@@ -1812,6 +1826,7 @@
           </w:tcPr>
           <w:p>
             <w:pPr>
+              <w:pStyle w:val="Heading1"/>
               <w:spacing w:before="0" w:after="0" w:line="240" w:lineRule="auto"/>
               <w:jc w:val="center"/>
             </w:pPr>
@@ -1834,14 +1849,14 @@
           </w:tcPr>
           <w:p>
             <w:pPr>
-              <w:spacing w:before="0" w:after="0" w:line="264" w:lineRule="auto"/>
+              <w:spacing w:before="0" w:after="0" w:line="252" w:lineRule="auto"/>
             </w:pPr>
             <w:r>
               <w:rPr>
                 <w:rFonts w:ascii="Avenir Next" w:hAnsi="Avenir Next" w:cs="Avenir Next" w:eastAsia="Avenir Next"/>
                 <w:b/>
                 <w:color w:val="1A1A1A"/>
-                <w:sz w:val="21"/>
+                <w:sz w:val="22"/>
                 <w:szCs w:val="21"/>
               </w:rPr>
               <w:t xml:space="preserve">Find</w:t>
@@ -1850,7 +1865,7 @@
               <w:rPr>
                 <w:rFonts w:ascii="Avenir Next" w:hAnsi="Avenir Next" w:cs="Avenir Next" w:eastAsia="Avenir Next"/>
                 <w:color w:val="1A1A1A"/>
-                <w:sz w:val="21"/>
+                <w:sz w:val="22"/>
                 <w:szCs w:val="21"/>
               </w:rPr>
               <w:t xml:space="preserve"> the total and the part you know.</w:t>
@@ -1869,6 +1884,7 @@
           </w:tcPr>
           <w:p>
             <w:pPr>
+              <w:pStyle w:val="Heading1"/>
               <w:spacing w:before="0" w:after="0" w:line="240" w:lineRule="auto"/>
               <w:jc w:val="center"/>
             </w:pPr>
@@ -1891,14 +1907,14 @@
           </w:tcPr>
           <w:p>
             <w:pPr>
-              <w:spacing w:before="0" w:after="0" w:line="264" w:lineRule="auto"/>
+              <w:spacing w:before="0" w:after="0" w:line="252" w:lineRule="auto"/>
             </w:pPr>
             <w:r>
               <w:rPr>
                 <w:rFonts w:ascii="Avenir Next" w:hAnsi="Avenir Next" w:cs="Avenir Next" w:eastAsia="Avenir Next"/>
                 <w:b/>
                 <w:color w:val="1A1A1A"/>
-                <w:sz w:val="21"/>
+                <w:sz w:val="22"/>
                 <w:szCs w:val="21"/>
               </w:rPr>
               <w:t xml:space="preserve">Subtract</w:t>
@@ -1907,7 +1923,7 @@
               <w:rPr>
                 <w:rFonts w:ascii="Avenir Next" w:hAnsi="Avenir Next" w:cs="Avenir Next" w:eastAsia="Avenir Next"/>
                 <w:color w:val="1A1A1A"/>
-                <w:sz w:val="21"/>
+                <w:sz w:val="22"/>
                 <w:szCs w:val="21"/>
               </w:rPr>
               <w:t xml:space="preserve">: total − known part.</w:t>
@@ -1926,6 +1942,7 @@
           </w:tcPr>
           <w:p>
             <w:pPr>
+              <w:pStyle w:val="Heading1"/>
               <w:spacing w:before="0" w:after="0" w:line="240" w:lineRule="auto"/>
               <w:jc w:val="center"/>
             </w:pPr>
@@ -1948,14 +1965,14 @@
           </w:tcPr>
           <w:p>
             <w:pPr>
-              <w:spacing w:before="0" w:after="0" w:line="264" w:lineRule="auto"/>
+              <w:spacing w:before="0" w:after="0" w:line="252" w:lineRule="auto"/>
             </w:pPr>
             <w:r>
               <w:rPr>
                 <w:rFonts w:ascii="Avenir Next" w:hAnsi="Avenir Next" w:cs="Avenir Next" w:eastAsia="Avenir Next"/>
                 <w:b/>
                 <w:color w:val="1A1A1A"/>
-                <w:sz w:val="21"/>
+                <w:sz w:val="22"/>
                 <w:szCs w:val="21"/>
               </w:rPr>
               <w:t xml:space="preserve">Check</w:t>
@@ -1964,7 +1981,7 @@
               <w:rPr>
                 <w:rFonts w:ascii="Avenir Next" w:hAnsi="Avenir Next" w:cs="Avenir Next" w:eastAsia="Avenir Next"/>
                 <w:color w:val="1A1A1A"/>
-                <w:sz w:val="21"/>
+                <w:sz w:val="22"/>
                 <w:szCs w:val="21"/>
               </w:rPr>
               <w:t xml:space="preserve">: add the two parts to get the total.</w:t>
@@ -1975,6 +1992,7 @@
     </w:tbl>
     <w:p>
       <w:pPr>
+        <w:pStyle w:val="Heading2"/>
         <w:keepNext/>
         <w:pBdr>
           <w:bottom w:val="single" w:sz="8" w:space="3" w:color="003A70"/>
@@ -1990,7 +2008,7 @@
           <w:b/>
           <w:color w:val="003A70"/>
           <w:spacing w:val="14"/>
-          <w:sz w:val="19"/>
+          <w:sz w:val="22"/>
           <w:szCs w:val="19"/>
         </w:rPr>
         <w:t xml:space="preserve">WATCH ME</w:t>
@@ -2009,7 +2027,7 @@
           <w:rFonts w:ascii="Avenir Next" w:hAnsi="Avenir Next" w:cs="Avenir Next" w:eastAsia="Avenir Next"/>
           <w:i/>
           <w:color w:val="5A5F66"/>
-          <w:sz w:val="17"/>
+          <w:sz w:val="22"/>
           <w:szCs w:val="17"/>
         </w:rPr>
         <w:t xml:space="preserve">the steps in action</w:t>
@@ -2017,14 +2035,14 @@
     </w:p>
     <w:p>
       <w:pPr>
-        <w:spacing w:before="0" w:after="40" w:line="264" w:lineRule="auto"/>
-      </w:pPr>
-      <w:r>
-        <w:rPr>
-          <w:rFonts w:ascii="Avenir Next" w:hAnsi="Avenir Next" w:cs="Avenir Next" w:eastAsia="Avenir Next"/>
-          <w:b/>
-          <w:color w:val="1A1A1A"/>
-          <w:sz w:val="21"/>
+        <w:spacing w:before="0" w:after="40" w:line="252" w:lineRule="auto"/>
+      </w:pPr>
+      <w:r>
+        <w:rPr>
+          <w:rFonts w:ascii="Avenir Next" w:hAnsi="Avenir Next" w:cs="Avenir Next" w:eastAsia="Avenir Next"/>
+          <w:b/>
+          <w:color w:val="1A1A1A"/>
+          <w:sz w:val="22"/>
           <w:szCs w:val="21"/>
         </w:rPr>
         <w:t xml:space="preserve">A total of 530 cm² includes a 289 cm² base. Find the rest.</w:t>
@@ -2035,7 +2053,7 @@
         <w:tabs>
           <w:tab w:val="left" w:pos="950"/>
         </w:tabs>
-        <w:spacing w:before="0" w:after="24" w:line="256" w:lineRule="auto"/>
+        <w:spacing w:before="0" w:after="24" w:line="248" w:lineRule="auto"/>
         <w:ind w:left="950" w:hanging="950"/>
       </w:pPr>
       <w:r>
@@ -2043,25 +2061,25 @@
           <w:rFonts w:ascii="Avenir Next" w:hAnsi="Avenir Next" w:cs="Avenir Next" w:eastAsia="Avenir Next"/>
           <w:b/>
           <w:color w:val="003A70"/>
+          <w:sz w:val="22"/>
+          <w:szCs w:val="19"/>
+        </w:rPr>
+        <w:t xml:space="preserve">Step 1</w:t>
+      </w:r>
+      <w:r>
+        <w:rPr>
+          <w:rFonts w:ascii="Avenir Next" w:hAnsi="Avenir Next" w:cs="Avenir Next" w:eastAsia="Avenir Next"/>
+          <w:color w:val="1A1A1A"/>
           <w:sz w:val="19"/>
           <w:szCs w:val="19"/>
         </w:rPr>
-        <w:t xml:space="preserve">Step 1</w:t>
-      </w:r>
-      <w:r>
-        <w:rPr>
-          <w:rFonts w:ascii="Avenir Next" w:hAnsi="Avenir Next" w:cs="Avenir Next" w:eastAsia="Avenir Next"/>
-          <w:color w:val="1A1A1A"/>
-          <w:sz w:val="19"/>
-          <w:szCs w:val="19"/>
-        </w:rPr>
         <w:tab/>
       </w:r>
       <w:r>
         <w:rPr>
           <w:rFonts w:ascii="Avenir Next" w:hAnsi="Avenir Next" w:cs="Avenir Next" w:eastAsia="Avenir Next"/>
           <w:color w:val="1A1A1A"/>
-          <w:sz w:val="21"/>
+          <w:sz w:val="22"/>
           <w:szCs w:val="21"/>
         </w:rPr>
         <w:t xml:space="preserve">Total 530, known part 289.</w:t>
@@ -2072,7 +2090,7 @@
         <w:tabs>
           <w:tab w:val="left" w:pos="950"/>
         </w:tabs>
-        <w:spacing w:before="0" w:after="24" w:line="256" w:lineRule="auto"/>
+        <w:spacing w:before="0" w:after="24" w:line="248" w:lineRule="auto"/>
         <w:ind w:left="950" w:hanging="950"/>
       </w:pPr>
       <w:r>
@@ -2080,25 +2098,25 @@
           <w:rFonts w:ascii="Avenir Next" w:hAnsi="Avenir Next" w:cs="Avenir Next" w:eastAsia="Avenir Next"/>
           <w:b/>
           <w:color w:val="003A70"/>
+          <w:sz w:val="22"/>
+          <w:szCs w:val="19"/>
+        </w:rPr>
+        <w:t xml:space="preserve">Step 2</w:t>
+      </w:r>
+      <w:r>
+        <w:rPr>
+          <w:rFonts w:ascii="Avenir Next" w:hAnsi="Avenir Next" w:cs="Avenir Next" w:eastAsia="Avenir Next"/>
+          <w:color w:val="1A1A1A"/>
           <w:sz w:val="19"/>
           <w:szCs w:val="19"/>
         </w:rPr>
-        <w:t xml:space="preserve">Step 2</w:t>
-      </w:r>
-      <w:r>
-        <w:rPr>
-          <w:rFonts w:ascii="Avenir Next" w:hAnsi="Avenir Next" w:cs="Avenir Next" w:eastAsia="Avenir Next"/>
-          <w:color w:val="1A1A1A"/>
-          <w:sz w:val="19"/>
-          <w:szCs w:val="19"/>
-        </w:rPr>
         <w:tab/>
       </w:r>
       <w:r>
         <w:rPr>
           <w:rFonts w:ascii="Avenir Next" w:hAnsi="Avenir Next" w:cs="Avenir Next" w:eastAsia="Avenir Next"/>
           <w:color w:val="1A1A1A"/>
-          <w:sz w:val="21"/>
+          <w:sz w:val="22"/>
           <w:szCs w:val="21"/>
         </w:rPr>
         <w:t xml:space="preserve">530 − 289 = 241.</w:t>
@@ -2109,7 +2127,7 @@
         <w:tabs>
           <w:tab w:val="left" w:pos="950"/>
         </w:tabs>
-        <w:spacing w:before="0" w:after="24" w:line="256" w:lineRule="auto"/>
+        <w:spacing w:before="0" w:after="24" w:line="248" w:lineRule="auto"/>
         <w:ind w:left="950" w:hanging="950"/>
       </w:pPr>
       <w:r>
@@ -2117,25 +2135,25 @@
           <w:rFonts w:ascii="Avenir Next" w:hAnsi="Avenir Next" w:cs="Avenir Next" w:eastAsia="Avenir Next"/>
           <w:b/>
           <w:color w:val="003A70"/>
+          <w:sz w:val="22"/>
+          <w:szCs w:val="19"/>
+        </w:rPr>
+        <w:t xml:space="preserve">Step 3</w:t>
+      </w:r>
+      <w:r>
+        <w:rPr>
+          <w:rFonts w:ascii="Avenir Next" w:hAnsi="Avenir Next" w:cs="Avenir Next" w:eastAsia="Avenir Next"/>
+          <w:color w:val="1A1A1A"/>
           <w:sz w:val="19"/>
           <w:szCs w:val="19"/>
         </w:rPr>
-        <w:t xml:space="preserve">Step 3</w:t>
-      </w:r>
-      <w:r>
-        <w:rPr>
-          <w:rFonts w:ascii="Avenir Next" w:hAnsi="Avenir Next" w:cs="Avenir Next" w:eastAsia="Avenir Next"/>
-          <w:color w:val="1A1A1A"/>
-          <w:sz w:val="19"/>
-          <w:szCs w:val="19"/>
-        </w:rPr>
         <w:tab/>
       </w:r>
       <w:r>
         <w:rPr>
           <w:rFonts w:ascii="Avenir Next" w:hAnsi="Avenir Next" w:cs="Avenir Next" w:eastAsia="Avenir Next"/>
           <w:color w:val="1A1A1A"/>
-          <w:sz w:val="21"/>
+          <w:sz w:val="22"/>
           <w:szCs w:val="21"/>
         </w:rPr>
         <w:t xml:space="preserve">241 + 289 = 530. It checks.</w:t>
@@ -2146,7 +2164,7 @@
         <w:tabs>
           <w:tab w:val="left" w:pos="950"/>
         </w:tabs>
-        <w:spacing w:before="20" w:after="0" w:line="256" w:lineRule="auto"/>
+        <w:spacing w:before="20" w:after="0" w:line="248" w:lineRule="auto"/>
         <w:ind w:left="950" w:hanging="950"/>
       </w:pPr>
       <w:r>
@@ -2154,18 +2172,18 @@
           <w:rFonts w:ascii="Avenir Next" w:hAnsi="Avenir Next" w:cs="Avenir Next" w:eastAsia="Avenir Next"/>
           <w:b/>
           <w:color w:val="1A1A1A"/>
+          <w:sz w:val="22"/>
+          <w:szCs w:val="21"/>
+        </w:rPr>
+        <w:t xml:space="preserve">Answer</w:t>
+      </w:r>
+      <w:r>
+        <w:rPr>
+          <w:rFonts w:ascii="Avenir Next" w:hAnsi="Avenir Next" w:cs="Avenir Next" w:eastAsia="Avenir Next"/>
+          <w:color w:val="1A1A1A"/>
           <w:sz w:val="21"/>
           <w:szCs w:val="21"/>
         </w:rPr>
-        <w:t xml:space="preserve">Answer</w:t>
-      </w:r>
-      <w:r>
-        <w:rPr>
-          <w:rFonts w:ascii="Avenir Next" w:hAnsi="Avenir Next" w:cs="Avenir Next" w:eastAsia="Avenir Next"/>
-          <w:color w:val="1A1A1A"/>
-          <w:sz w:val="21"/>
-          <w:szCs w:val="21"/>
-        </w:rPr>
         <w:tab/>
       </w:r>
       <w:r>
@@ -2173,7 +2191,7 @@
           <w:rFonts w:ascii="Avenir Next" w:hAnsi="Avenir Next" w:cs="Avenir Next" w:eastAsia="Avenir Next"/>
           <w:b/>
           <w:color w:val="1A1A1A"/>
-          <w:sz w:val="21"/>
+          <w:sz w:val="22"/>
           <w:szCs w:val="21"/>
         </w:rPr>
         <w:t xml:space="preserve">241 cm²</w:t>
@@ -2181,6 +2199,7 @@
     </w:p>
     <w:p>
       <w:pPr>
+        <w:pStyle w:val="Heading2"/>
         <w:keepNext/>
         <w:pBdr>
           <w:bottom w:val="single" w:sz="8" w:space="3" w:color="003A70"/>
@@ -2196,7 +2215,7 @@
           <w:b/>
           <w:color w:val="003A70"/>
           <w:spacing w:val="14"/>
-          <w:sz w:val="19"/>
+          <w:sz w:val="22"/>
           <w:szCs w:val="19"/>
         </w:rPr>
         <w:t xml:space="preserve">TRY IT WITH HELP</w:t>
@@ -2215,7 +2234,7 @@
           <w:rFonts w:ascii="Avenir Next" w:hAnsi="Avenir Next" w:cs="Avenir Next" w:eastAsia="Avenir Next"/>
           <w:i/>
           <w:color w:val="5A5F66"/>
-          <w:sz w:val="17"/>
+          <w:sz w:val="22"/>
           <w:szCs w:val="17"/>
         </w:rPr>
         <w:t xml:space="preserve">fill in each step</w:t>
@@ -2227,7 +2246,7 @@
         <w:tabs>
           <w:tab w:val="left" w:pos="432"/>
         </w:tabs>
-        <w:spacing w:before="90" w:after="40" w:line="268" w:lineRule="auto"/>
+        <w:spacing w:before="90" w:after="40" w:line="254" w:lineRule="auto"/>
         <w:ind w:left="432" w:hanging="432"/>
       </w:pPr>
       <w:r>
@@ -2265,7 +2284,7 @@
         <w:tabs>
           <w:tab w:val="left" w:pos="1300"/>
         </w:tabs>
-        <w:spacing w:before="0" w:after="24" w:line="272" w:lineRule="auto"/>
+        <w:spacing w:before="0" w:after="24" w:line="256" w:lineRule="auto"/>
         <w:ind w:left="1300" w:hanging="868"/>
       </w:pPr>
       <w:r>
@@ -2273,35 +2292,35 @@
           <w:rFonts w:ascii="Avenir Next" w:hAnsi="Avenir Next" w:cs="Avenir Next" w:eastAsia="Avenir Next"/>
           <w:b/>
           <w:color w:val="003A70"/>
+          <w:sz w:val="22"/>
+          <w:szCs w:val="18"/>
+        </w:rPr>
+        <w:t xml:space="preserve">Step 1</w:t>
+      </w:r>
+      <w:r>
+        <w:rPr>
+          <w:rFonts w:ascii="Avenir Next" w:hAnsi="Avenir Next" w:cs="Avenir Next" w:eastAsia="Avenir Next"/>
+          <w:color w:val="1A1A1A"/>
           <w:sz w:val="18"/>
           <w:szCs w:val="18"/>
         </w:rPr>
-        <w:t xml:space="preserve">Step 1</w:t>
-      </w:r>
-      <w:r>
-        <w:rPr>
-          <w:rFonts w:ascii="Avenir Next" w:hAnsi="Avenir Next" w:cs="Avenir Next" w:eastAsia="Avenir Next"/>
-          <w:color w:val="1A1A1A"/>
-          <w:sz w:val="18"/>
-          <w:szCs w:val="18"/>
-        </w:rPr>
         <w:tab/>
       </w:r>
       <w:r>
         <w:rPr>
           <w:rFonts w:ascii="Avenir Next" w:hAnsi="Avenir Next" w:cs="Avenir Next" w:eastAsia="Avenir Next"/>
           <w:color w:val="1A1A1A"/>
+          <w:sz w:val="22"/>
+          <w:szCs w:val="21"/>
+        </w:rPr>
+        <w:t xml:space="preserve">Total </w:t>
+      </w:r>
+      <w:r>
+        <w:rPr>
+          <w:rFonts w:ascii="Avenir Next" w:hAnsi="Avenir Next" w:cs="Avenir Next" w:eastAsia="Avenir Next"/>
+          <w:color w:val="1A1A1A"/>
           <w:sz w:val="21"/>
           <w:szCs w:val="21"/>
-        </w:rPr>
-        <w:t xml:space="preserve">Total </w:t>
-      </w:r>
-      <w:r>
-        <w:rPr>
-          <w:rFonts w:ascii="Avenir Next" w:hAnsi="Avenir Next" w:cs="Avenir Next" w:eastAsia="Avenir Next"/>
-          <w:color w:val="1A1A1A"/>
-          <w:sz w:val="21"/>
-          <w:szCs w:val="21"/>
           <w:u w:val="single"/>
         </w:rPr>
         <w:t xml:space="preserve">                </w:t>
@@ -2310,7 +2329,7 @@
         <w:rPr>
           <w:rFonts w:ascii="Avenir Next" w:hAnsi="Avenir Next" w:cs="Avenir Next" w:eastAsia="Avenir Next"/>
           <w:color w:val="1A1A1A"/>
-          <w:sz w:val="21"/>
+          <w:sz w:val="22"/>
           <w:szCs w:val="21"/>
         </w:rPr>
         <w:t xml:space="preserve">, known part </w:t>
@@ -2332,7 +2351,7 @@
         <w:tabs>
           <w:tab w:val="left" w:pos="1300"/>
         </w:tabs>
-        <w:spacing w:before="0" w:after="24" w:line="272" w:lineRule="auto"/>
+        <w:spacing w:before="0" w:after="24" w:line="256" w:lineRule="auto"/>
         <w:ind w:left="1300" w:hanging="868"/>
       </w:pPr>
       <w:r>
@@ -2340,25 +2359,25 @@
           <w:rFonts w:ascii="Avenir Next" w:hAnsi="Avenir Next" w:cs="Avenir Next" w:eastAsia="Avenir Next"/>
           <w:b/>
           <w:color w:val="003A70"/>
+          <w:sz w:val="22"/>
+          <w:szCs w:val="18"/>
+        </w:rPr>
+        <w:t xml:space="preserve">Step 2</w:t>
+      </w:r>
+      <w:r>
+        <w:rPr>
+          <w:rFonts w:ascii="Avenir Next" w:hAnsi="Avenir Next" w:cs="Avenir Next" w:eastAsia="Avenir Next"/>
+          <w:color w:val="1A1A1A"/>
           <w:sz w:val="18"/>
           <w:szCs w:val="18"/>
         </w:rPr>
-        <w:t xml:space="preserve">Step 2</w:t>
-      </w:r>
-      <w:r>
-        <w:rPr>
-          <w:rFonts w:ascii="Avenir Next" w:hAnsi="Avenir Next" w:cs="Avenir Next" w:eastAsia="Avenir Next"/>
-          <w:color w:val="1A1A1A"/>
-          <w:sz w:val="18"/>
-          <w:szCs w:val="18"/>
-        </w:rPr>
         <w:tab/>
       </w:r>
       <w:r>
         <w:rPr>
           <w:rFonts w:ascii="Avenir Next" w:hAnsi="Avenir Next" w:cs="Avenir Next" w:eastAsia="Avenir Next"/>
           <w:color w:val="1A1A1A"/>
-          <w:sz w:val="21"/>
+          <w:sz w:val="22"/>
           <w:szCs w:val="21"/>
         </w:rPr>
         <w:t xml:space="preserve">340 − 100 = </w:t>
@@ -2380,7 +2399,7 @@
         <w:tabs>
           <w:tab w:val="left" w:pos="1300"/>
         </w:tabs>
-        <w:spacing w:before="0" w:after="24" w:line="272" w:lineRule="auto"/>
+        <w:spacing w:before="0" w:after="24" w:line="256" w:lineRule="auto"/>
         <w:ind w:left="1300" w:hanging="868"/>
       </w:pPr>
       <w:r>
@@ -2388,25 +2407,25 @@
           <w:rFonts w:ascii="Avenir Next" w:hAnsi="Avenir Next" w:cs="Avenir Next" w:eastAsia="Avenir Next"/>
           <w:b/>
           <w:color w:val="003A70"/>
+          <w:sz w:val="22"/>
+          <w:szCs w:val="18"/>
+        </w:rPr>
+        <w:t xml:space="preserve">Step 3</w:t>
+      </w:r>
+      <w:r>
+        <w:rPr>
+          <w:rFonts w:ascii="Avenir Next" w:hAnsi="Avenir Next" w:cs="Avenir Next" w:eastAsia="Avenir Next"/>
+          <w:color w:val="1A1A1A"/>
           <w:sz w:val="18"/>
           <w:szCs w:val="18"/>
         </w:rPr>
-        <w:t xml:space="preserve">Step 3</w:t>
-      </w:r>
-      <w:r>
-        <w:rPr>
-          <w:rFonts w:ascii="Avenir Next" w:hAnsi="Avenir Next" w:cs="Avenir Next" w:eastAsia="Avenir Next"/>
-          <w:color w:val="1A1A1A"/>
-          <w:sz w:val="18"/>
-          <w:szCs w:val="18"/>
-        </w:rPr>
         <w:tab/>
       </w:r>
       <w:r>
         <w:rPr>
           <w:rFonts w:ascii="Avenir Next" w:hAnsi="Avenir Next" w:cs="Avenir Next" w:eastAsia="Avenir Next"/>
           <w:color w:val="1A1A1A"/>
-          <w:sz w:val="21"/>
+          <w:sz w:val="22"/>
           <w:szCs w:val="21"/>
         </w:rPr>
         <w:t xml:space="preserve">240 + 100 = </w:t>
@@ -2433,7 +2452,7 @@
         <w:tabs>
           <w:tab w:val="left" w:pos="432"/>
         </w:tabs>
-        <w:spacing w:before="90" w:after="40" w:line="268" w:lineRule="auto"/>
+        <w:spacing w:before="90" w:after="40" w:line="254" w:lineRule="auto"/>
         <w:ind w:left="432" w:hanging="432"/>
       </w:pPr>
       <w:r>
@@ -2471,7 +2490,7 @@
         <w:tabs>
           <w:tab w:val="left" w:pos="1300"/>
         </w:tabs>
-        <w:spacing w:before="0" w:after="24" w:line="272" w:lineRule="auto"/>
+        <w:spacing w:before="0" w:after="24" w:line="256" w:lineRule="auto"/>
         <w:ind w:left="1300" w:hanging="868"/>
       </w:pPr>
       <w:r>
@@ -2479,35 +2498,35 @@
           <w:rFonts w:ascii="Avenir Next" w:hAnsi="Avenir Next" w:cs="Avenir Next" w:eastAsia="Avenir Next"/>
           <w:b/>
           <w:color w:val="003A70"/>
+          <w:sz w:val="22"/>
+          <w:szCs w:val="18"/>
+        </w:rPr>
+        <w:t xml:space="preserve">Step 1</w:t>
+      </w:r>
+      <w:r>
+        <w:rPr>
+          <w:rFonts w:ascii="Avenir Next" w:hAnsi="Avenir Next" w:cs="Avenir Next" w:eastAsia="Avenir Next"/>
+          <w:color w:val="1A1A1A"/>
           <w:sz w:val="18"/>
           <w:szCs w:val="18"/>
         </w:rPr>
-        <w:t xml:space="preserve">Step 1</w:t>
-      </w:r>
-      <w:r>
-        <w:rPr>
-          <w:rFonts w:ascii="Avenir Next" w:hAnsi="Avenir Next" w:cs="Avenir Next" w:eastAsia="Avenir Next"/>
-          <w:color w:val="1A1A1A"/>
-          <w:sz w:val="18"/>
-          <w:szCs w:val="18"/>
-        </w:rPr>
         <w:tab/>
       </w:r>
       <w:r>
         <w:rPr>
           <w:rFonts w:ascii="Avenir Next" w:hAnsi="Avenir Next" w:cs="Avenir Next" w:eastAsia="Avenir Next"/>
           <w:color w:val="1A1A1A"/>
+          <w:sz w:val="22"/>
+          <w:szCs w:val="21"/>
+        </w:rPr>
+        <w:t xml:space="preserve">Total </w:t>
+      </w:r>
+      <w:r>
+        <w:rPr>
+          <w:rFonts w:ascii="Avenir Next" w:hAnsi="Avenir Next" w:cs="Avenir Next" w:eastAsia="Avenir Next"/>
+          <w:color w:val="1A1A1A"/>
           <w:sz w:val="21"/>
           <w:szCs w:val="21"/>
-        </w:rPr>
-        <w:t xml:space="preserve">Total </w:t>
-      </w:r>
-      <w:r>
-        <w:rPr>
-          <w:rFonts w:ascii="Avenir Next" w:hAnsi="Avenir Next" w:cs="Avenir Next" w:eastAsia="Avenir Next"/>
-          <w:color w:val="1A1A1A"/>
-          <w:sz w:val="21"/>
-          <w:szCs w:val="21"/>
           <w:u w:val="single"/>
         </w:rPr>
         <w:t xml:space="preserve">                </w:t>
@@ -2516,7 +2535,7 @@
         <w:rPr>
           <w:rFonts w:ascii="Avenir Next" w:hAnsi="Avenir Next" w:cs="Avenir Next" w:eastAsia="Avenir Next"/>
           <w:color w:val="1A1A1A"/>
-          <w:sz w:val="21"/>
+          <w:sz w:val="22"/>
           <w:szCs w:val="21"/>
         </w:rPr>
         <w:t xml:space="preserve">, known part </w:t>
@@ -2538,7 +2557,7 @@
         <w:tabs>
           <w:tab w:val="left" w:pos="1300"/>
         </w:tabs>
-        <w:spacing w:before="0" w:after="24" w:line="272" w:lineRule="auto"/>
+        <w:spacing w:before="0" w:after="24" w:line="256" w:lineRule="auto"/>
         <w:ind w:left="1300" w:hanging="868"/>
       </w:pPr>
       <w:r>
@@ -2546,25 +2565,25 @@
           <w:rFonts w:ascii="Avenir Next" w:hAnsi="Avenir Next" w:cs="Avenir Next" w:eastAsia="Avenir Next"/>
           <w:b/>
           <w:color w:val="003A70"/>
+          <w:sz w:val="22"/>
+          <w:szCs w:val="18"/>
+        </w:rPr>
+        <w:t xml:space="preserve">Step 2</w:t>
+      </w:r>
+      <w:r>
+        <w:rPr>
+          <w:rFonts w:ascii="Avenir Next" w:hAnsi="Avenir Next" w:cs="Avenir Next" w:eastAsia="Avenir Next"/>
+          <w:color w:val="1A1A1A"/>
           <w:sz w:val="18"/>
           <w:szCs w:val="18"/>
         </w:rPr>
-        <w:t xml:space="preserve">Step 2</w:t>
-      </w:r>
-      <w:r>
-        <w:rPr>
-          <w:rFonts w:ascii="Avenir Next" w:hAnsi="Avenir Next" w:cs="Avenir Next" w:eastAsia="Avenir Next"/>
-          <w:color w:val="1A1A1A"/>
-          <w:sz w:val="18"/>
-          <w:szCs w:val="18"/>
-        </w:rPr>
         <w:tab/>
       </w:r>
       <w:r>
         <w:rPr>
           <w:rFonts w:ascii="Avenir Next" w:hAnsi="Avenir Next" w:cs="Avenir Next" w:eastAsia="Avenir Next"/>
           <w:color w:val="1A1A1A"/>
-          <w:sz w:val="21"/>
+          <w:sz w:val="22"/>
           <w:szCs w:val="21"/>
         </w:rPr>
         <w:t xml:space="preserve">725 − 361 = </w:t>
@@ -2586,7 +2605,7 @@
         <w:tabs>
           <w:tab w:val="left" w:pos="1300"/>
         </w:tabs>
-        <w:spacing w:before="0" w:after="24" w:line="272" w:lineRule="auto"/>
+        <w:spacing w:before="0" w:after="24" w:line="256" w:lineRule="auto"/>
         <w:ind w:left="1300" w:hanging="868"/>
       </w:pPr>
       <w:r>
@@ -2594,35 +2613,35 @@
           <w:rFonts w:ascii="Avenir Next" w:hAnsi="Avenir Next" w:cs="Avenir Next" w:eastAsia="Avenir Next"/>
           <w:b/>
           <w:color w:val="003A70"/>
+          <w:sz w:val="22"/>
+          <w:szCs w:val="18"/>
+        </w:rPr>
+        <w:t xml:space="preserve">Step 3</w:t>
+      </w:r>
+      <w:r>
+        <w:rPr>
+          <w:rFonts w:ascii="Avenir Next" w:hAnsi="Avenir Next" w:cs="Avenir Next" w:eastAsia="Avenir Next"/>
+          <w:color w:val="1A1A1A"/>
           <w:sz w:val="18"/>
           <w:szCs w:val="18"/>
         </w:rPr>
-        <w:t xml:space="preserve">Step 3</w:t>
-      </w:r>
-      <w:r>
-        <w:rPr>
-          <w:rFonts w:ascii="Avenir Next" w:hAnsi="Avenir Next" w:cs="Avenir Next" w:eastAsia="Avenir Next"/>
-          <w:color w:val="1A1A1A"/>
-          <w:sz w:val="18"/>
-          <w:szCs w:val="18"/>
-        </w:rPr>
         <w:tab/>
       </w:r>
       <w:r>
         <w:rPr>
           <w:rFonts w:ascii="Avenir Next" w:hAnsi="Avenir Next" w:cs="Avenir Next" w:eastAsia="Avenir Next"/>
           <w:color w:val="1A1A1A"/>
+          <w:sz w:val="22"/>
+          <w:szCs w:val="21"/>
+        </w:rPr>
+        <w:t xml:space="preserve">364 + 361 = </w:t>
+      </w:r>
+      <w:r>
+        <w:rPr>
+          <w:rFonts w:ascii="Avenir Next" w:hAnsi="Avenir Next" w:cs="Avenir Next" w:eastAsia="Avenir Next"/>
+          <w:color w:val="1A1A1A"/>
           <w:sz w:val="21"/>
           <w:szCs w:val="21"/>
-        </w:rPr>
-        <w:t xml:space="preserve">364 + 361 = </w:t>
-      </w:r>
-      <w:r>
-        <w:rPr>
-          <w:rFonts w:ascii="Avenir Next" w:hAnsi="Avenir Next" w:cs="Avenir Next" w:eastAsia="Avenir Next"/>
-          <w:color w:val="1A1A1A"/>
-          <w:sz w:val="21"/>
-          <w:szCs w:val="21"/>
           <w:u w:val="single"/>
         </w:rPr>
         <w:t xml:space="preserve">                </w:t>
@@ -2635,6 +2654,7 @@
     </w:p>
     <w:p>
       <w:pPr>
+        <w:pStyle w:val="Heading2"/>
         <w:keepNext/>
         <w:pBdr>
           <w:bottom w:val="single" w:sz="8" w:space="3" w:color="003A70"/>
@@ -2650,7 +2670,7 @@
           <w:b/>
           <w:color w:val="003A70"/>
           <w:spacing w:val="14"/>
-          <w:sz w:val="19"/>
+          <w:sz w:val="22"/>
           <w:szCs w:val="19"/>
         </w:rPr>
         <w:t xml:space="preserve">YOUR TURN</w:t>
@@ -2669,7 +2689,7 @@
           <w:rFonts w:ascii="Avenir Next" w:hAnsi="Avenir Next" w:cs="Avenir Next" w:eastAsia="Avenir Next"/>
           <w:i/>
           <w:color w:val="5A5F66"/>
-          <w:sz w:val="17"/>
+          <w:sz w:val="22"/>
           <w:szCs w:val="17"/>
         </w:rPr>
         <w:t xml:space="preserve">use the steps on your own</w:t>
@@ -2719,7 +2739,7 @@
               <w:tabs>
                 <w:tab w:val="left" w:pos="432"/>
               </w:tabs>
-              <w:spacing w:before="90" w:after="40" w:line="268" w:lineRule="auto"/>
+              <w:spacing w:before="90" w:after="40" w:line="254" w:lineRule="auto"/>
               <w:ind w:left="432" w:hanging="432"/>
             </w:pPr>
             <w:r>
@@ -2793,7 +2813,7 @@
                     <w:tabs>
                       <w:tab w:val="left" w:pos="340"/>
                     </w:tabs>
-                    <w:spacing w:before="0" w:after="0" w:line="276" w:lineRule="auto"/>
+                    <w:spacing w:before="0" w:after="0" w:line="258" w:lineRule="auto"/>
                     <w:ind w:left="340" w:hanging="340"/>
                   </w:pPr>
                   <w:r>
@@ -2841,7 +2861,7 @@
                       <w:szCs w:val="22"/>
                       <w:u w:val="single"/>
                     </w:rPr>
-                    <w:t xml:space="preserve">        </w:t>
+                    <w:t xml:space="preserve">            </w:t>
                   </w:r>
                 </w:p>
               </w:tc>
@@ -2855,7 +2875,7 @@
                     <w:tabs>
                       <w:tab w:val="left" w:pos="340"/>
                     </w:tabs>
-                    <w:spacing w:before="0" w:after="0" w:line="276" w:lineRule="auto"/>
+                    <w:spacing w:before="0" w:after="0" w:line="258" w:lineRule="auto"/>
                     <w:ind w:left="340" w:hanging="340"/>
                   </w:pPr>
                   <w:r>
@@ -2903,7 +2923,7 @@
                       <w:szCs w:val="22"/>
                       <w:u w:val="single"/>
                     </w:rPr>
-                    <w:t xml:space="preserve">        </w:t>
+                    <w:t xml:space="preserve">            </w:t>
                   </w:r>
                 </w:p>
               </w:tc>
@@ -2917,7 +2937,7 @@
                     <w:tabs>
                       <w:tab w:val="left" w:pos="340"/>
                     </w:tabs>
-                    <w:spacing w:before="0" w:after="0" w:line="276" w:lineRule="auto"/>
+                    <w:spacing w:before="0" w:after="0" w:line="258" w:lineRule="auto"/>
                     <w:ind w:left="340" w:hanging="340"/>
                   </w:pPr>
                   <w:r>
@@ -2965,7 +2985,7 @@
                       <w:szCs w:val="22"/>
                       <w:u w:val="single"/>
                     </w:rPr>
-                    <w:t xml:space="preserve">        </w:t>
+                    <w:t xml:space="preserve">            </w:t>
                   </w:r>
                 </w:p>
               </w:tc>
@@ -2985,7 +3005,7 @@
                     <w:tabs>
                       <w:tab w:val="left" w:pos="340"/>
                     </w:tabs>
-                    <w:spacing w:before="0" w:after="0" w:line="276" w:lineRule="auto"/>
+                    <w:spacing w:before="0" w:after="0" w:line="258" w:lineRule="auto"/>
                     <w:ind w:left="340" w:hanging="340"/>
                   </w:pPr>
                   <w:r>
@@ -3033,7 +3053,7 @@
                       <w:szCs w:val="22"/>
                       <w:u w:val="single"/>
                     </w:rPr>
-                    <w:t xml:space="preserve">        </w:t>
+                    <w:t xml:space="preserve">            </w:t>
                   </w:r>
                 </w:p>
               </w:tc>
@@ -3047,7 +3067,7 @@
                     <w:tabs>
                       <w:tab w:val="left" w:pos="340"/>
                     </w:tabs>
-                    <w:spacing w:before="0" w:after="0" w:line="276" w:lineRule="auto"/>
+                    <w:spacing w:before="0" w:after="0" w:line="258" w:lineRule="auto"/>
                     <w:ind w:left="340" w:hanging="340"/>
                   </w:pPr>
                   <w:r>
@@ -3095,7 +3115,7 @@
                       <w:szCs w:val="22"/>
                       <w:u w:val="single"/>
                     </w:rPr>
-                    <w:t xml:space="preserve">        </w:t>
+                    <w:t xml:space="preserve">            </w:t>
                   </w:r>
                 </w:p>
               </w:tc>
@@ -3109,7 +3129,7 @@
                     <w:tabs>
                       <w:tab w:val="left" w:pos="340"/>
                     </w:tabs>
-                    <w:spacing w:before="0" w:after="0" w:line="276" w:lineRule="auto"/>
+                    <w:spacing w:before="0" w:after="0" w:line="258" w:lineRule="auto"/>
                     <w:ind w:left="340" w:hanging="340"/>
                   </w:pPr>
                   <w:r>
@@ -3157,7 +3177,7 @@
                       <w:szCs w:val="22"/>
                       <w:u w:val="single"/>
                     </w:rPr>
-                    <w:t xml:space="preserve">        </w:t>
+                    <w:t xml:space="preserve">            </w:t>
                   </w:r>
                 </w:p>
               </w:tc>
@@ -3178,6 +3198,7 @@
     </w:p>
     <w:p>
       <w:pPr>
+        <w:pStyle w:val="Heading2"/>
         <w:keepNext/>
         <w:pBdr>
           <w:bottom w:val="single" w:sz="8" w:space="3" w:color="003A70"/>
@@ -3193,7 +3214,7 @@
           <w:b/>
           <w:color w:val="003A70"/>
           <w:spacing w:val="14"/>
-          <w:sz w:val="19"/>
+          <w:sz w:val="22"/>
           <w:szCs w:val="19"/>
         </w:rPr>
         <w:t xml:space="preserve">READY CHECK</w:t>
@@ -3212,7 +3233,7 @@
           <w:rFonts w:ascii="Avenir Next" w:hAnsi="Avenir Next" w:cs="Avenir Next" w:eastAsia="Avenir Next"/>
           <w:i/>
           <w:color w:val="5A5F66"/>
-          <w:sz w:val="17"/>
+          <w:sz w:val="22"/>
           <w:szCs w:val="17"/>
         </w:rPr>
         <w:t xml:space="preserve">a problem like the one in today’s lesson</w:t>
@@ -3262,7 +3283,7 @@
               <w:tabs>
                 <w:tab w:val="left" w:pos="432"/>
               </w:tabs>
-              <w:spacing w:before="90" w:after="40" w:line="268" w:lineRule="auto"/>
+              <w:spacing w:before="90" w:after="40" w:line="254" w:lineRule="auto"/>
               <w:ind w:left="432" w:hanging="432"/>
             </w:pPr>
             <w:r>
@@ -3336,7 +3357,7 @@
                     <w:tabs>
                       <w:tab w:val="left" w:pos="340"/>
                     </w:tabs>
-                    <w:spacing w:before="0" w:after="0" w:line="264" w:lineRule="auto"/>
+                    <w:spacing w:before="0" w:after="0" w:line="252" w:lineRule="auto"/>
                     <w:ind w:left="340" w:hanging="340"/>
                   </w:pPr>
                   <w:r>
@@ -3344,25 +3365,25 @@
                       <w:rFonts w:ascii="Avenir Next" w:hAnsi="Avenir Next" w:cs="Avenir Next" w:eastAsia="Avenir Next"/>
                       <w:b/>
                       <w:color w:val="003A70"/>
+                      <w:sz w:val="22"/>
+                      <w:szCs w:val="21"/>
+                    </w:rPr>
+                    <w:t xml:space="preserve">A</w:t>
+                  </w:r>
+                  <w:r>
+                    <w:rPr>
+                      <w:rFonts w:ascii="Avenir Next" w:hAnsi="Avenir Next" w:cs="Avenir Next" w:eastAsia="Avenir Next"/>
+                      <w:color w:val="1A1A1A"/>
                       <w:sz w:val="21"/>
                       <w:szCs w:val="21"/>
                     </w:rPr>
-                    <w:t xml:space="preserve">A</w:t>
-                  </w:r>
-                  <w:r>
-                    <w:rPr>
-                      <w:rFonts w:ascii="Avenir Next" w:hAnsi="Avenir Next" w:cs="Avenir Next" w:eastAsia="Avenir Next"/>
-                      <w:color w:val="1A1A1A"/>
-                      <w:sz w:val="21"/>
-                      <w:szCs w:val="21"/>
-                    </w:rPr>
                     <w:tab/>
                   </w:r>
                   <w:r>
                     <w:rPr>
                       <w:rFonts w:ascii="Avenir Next" w:hAnsi="Avenir Next" w:cs="Avenir Next" w:eastAsia="Avenir Next"/>
                       <w:color w:val="1A1A1A"/>
-                      <w:sz w:val="21"/>
+                      <w:sz w:val="22"/>
                       <w:szCs w:val="21"/>
                     </w:rPr>
                     <w:t xml:space="preserve">504 cm²</w:t>
@@ -3379,7 +3400,7 @@
                     <w:tabs>
                       <w:tab w:val="left" w:pos="340"/>
                     </w:tabs>
-                    <w:spacing w:before="0" w:after="0" w:line="264" w:lineRule="auto"/>
+                    <w:spacing w:before="0" w:after="0" w:line="252" w:lineRule="auto"/>
                     <w:ind w:left="340" w:hanging="340"/>
                   </w:pPr>
                   <w:r>
@@ -3387,25 +3408,25 @@
                       <w:rFonts w:ascii="Avenir Next" w:hAnsi="Avenir Next" w:cs="Avenir Next" w:eastAsia="Avenir Next"/>
                       <w:b/>
                       <w:color w:val="003A70"/>
+                      <w:sz w:val="22"/>
+                      <w:szCs w:val="21"/>
+                    </w:rPr>
+                    <w:t xml:space="preserve">B</w:t>
+                  </w:r>
+                  <w:r>
+                    <w:rPr>
+                      <w:rFonts w:ascii="Avenir Next" w:hAnsi="Avenir Next" w:cs="Avenir Next" w:eastAsia="Avenir Next"/>
+                      <w:color w:val="1A1A1A"/>
                       <w:sz w:val="21"/>
                       <w:szCs w:val="21"/>
                     </w:rPr>
-                    <w:t xml:space="preserve">B</w:t>
-                  </w:r>
-                  <w:r>
-                    <w:rPr>
-                      <w:rFonts w:ascii="Avenir Next" w:hAnsi="Avenir Next" w:cs="Avenir Next" w:eastAsia="Avenir Next"/>
-                      <w:color w:val="1A1A1A"/>
-                      <w:sz w:val="21"/>
-                      <w:szCs w:val="21"/>
-                    </w:rPr>
                     <w:tab/>
                   </w:r>
                   <w:r>
                     <w:rPr>
                       <w:rFonts w:ascii="Avenir Next" w:hAnsi="Avenir Next" w:cs="Avenir Next" w:eastAsia="Avenir Next"/>
                       <w:color w:val="1A1A1A"/>
-                      <w:sz w:val="21"/>
+                      <w:sz w:val="22"/>
                       <w:szCs w:val="21"/>
                     </w:rPr>
                     <w:t xml:space="preserve">216 cm²</w:t>
@@ -3422,7 +3443,7 @@
                     <w:tabs>
                       <w:tab w:val="left" w:pos="340"/>
                     </w:tabs>
-                    <w:spacing w:before="0" w:after="0" w:line="264" w:lineRule="auto"/>
+                    <w:spacing w:before="0" w:after="0" w:line="252" w:lineRule="auto"/>
                     <w:ind w:left="340" w:hanging="340"/>
                   </w:pPr>
                   <w:r>
@@ -3430,25 +3451,25 @@
                       <w:rFonts w:ascii="Avenir Next" w:hAnsi="Avenir Next" w:cs="Avenir Next" w:eastAsia="Avenir Next"/>
                       <w:b/>
                       <w:color w:val="003A70"/>
+                      <w:sz w:val="22"/>
+                      <w:szCs w:val="21"/>
+                    </w:rPr>
+                    <w:t xml:space="preserve">C</w:t>
+                  </w:r>
+                  <w:r>
+                    <w:rPr>
+                      <w:rFonts w:ascii="Avenir Next" w:hAnsi="Avenir Next" w:cs="Avenir Next" w:eastAsia="Avenir Next"/>
+                      <w:color w:val="1A1A1A"/>
                       <w:sz w:val="21"/>
                       <w:szCs w:val="21"/>
                     </w:rPr>
-                    <w:t xml:space="preserve">C</w:t>
-                  </w:r>
-                  <w:r>
-                    <w:rPr>
-                      <w:rFonts w:ascii="Avenir Next" w:hAnsi="Avenir Next" w:cs="Avenir Next" w:eastAsia="Avenir Next"/>
-                      <w:color w:val="1A1A1A"/>
-                      <w:sz w:val="21"/>
-                      <w:szCs w:val="21"/>
-                    </w:rPr>
                     <w:tab/>
                   </w:r>
                   <w:r>
                     <w:rPr>
                       <w:rFonts w:ascii="Avenir Next" w:hAnsi="Avenir Next" w:cs="Avenir Next" w:eastAsia="Avenir Next"/>
                       <w:color w:val="1A1A1A"/>
-                      <w:sz w:val="21"/>
+                      <w:sz w:val="22"/>
                       <w:szCs w:val="21"/>
                     </w:rPr>
                     <w:t xml:space="preserve">144 cm²</w:t>
@@ -3465,7 +3486,7 @@
                     <w:tabs>
                       <w:tab w:val="left" w:pos="340"/>
                     </w:tabs>
-                    <w:spacing w:before="0" w:after="0" w:line="264" w:lineRule="auto"/>
+                    <w:spacing w:before="0" w:after="0" w:line="252" w:lineRule="auto"/>
                     <w:ind w:left="340" w:hanging="340"/>
                   </w:pPr>
                   <w:r>
@@ -3473,25 +3494,25 @@
                       <w:rFonts w:ascii="Avenir Next" w:hAnsi="Avenir Next" w:cs="Avenir Next" w:eastAsia="Avenir Next"/>
                       <w:b/>
                       <w:color w:val="003A70"/>
+                      <w:sz w:val="22"/>
+                      <w:szCs w:val="21"/>
+                    </w:rPr>
+                    <w:t xml:space="preserve">D</w:t>
+                  </w:r>
+                  <w:r>
+                    <w:rPr>
+                      <w:rFonts w:ascii="Avenir Next" w:hAnsi="Avenir Next" w:cs="Avenir Next" w:eastAsia="Avenir Next"/>
+                      <w:color w:val="1A1A1A"/>
                       <w:sz w:val="21"/>
                       <w:szCs w:val="21"/>
                     </w:rPr>
-                    <w:t xml:space="preserve">D</w:t>
-                  </w:r>
-                  <w:r>
-                    <w:rPr>
-                      <w:rFonts w:ascii="Avenir Next" w:hAnsi="Avenir Next" w:cs="Avenir Next" w:eastAsia="Avenir Next"/>
-                      <w:color w:val="1A1A1A"/>
-                      <w:sz w:val="21"/>
-                      <w:szCs w:val="21"/>
-                    </w:rPr>
                     <w:tab/>
                   </w:r>
                   <w:r>
                     <w:rPr>
                       <w:rFonts w:ascii="Avenir Next" w:hAnsi="Avenir Next" w:cs="Avenir Next" w:eastAsia="Avenir Next"/>
                       <w:color w:val="1A1A1A"/>
-                      <w:sz w:val="21"/>
+                      <w:sz w:val="22"/>
                       <w:szCs w:val="21"/>
                     </w:rPr>
                     <w:t xml:space="preserve">54 cm²</w:t>
@@ -3540,19 +3561,42 @@
         <w:tblLook w:val="0000" w:firstRow="0" w:lastRow="0" w:firstColumn="0" w:lastColumn="0" w:noHBand="1" w:noVBand="1"/>
       </w:tblPr>
       <w:tblGrid>
-        <w:gridCol w:w="2000"/>
-        <w:gridCol w:w="2300"/>
-        <w:gridCol w:w="2100"/>
-        <w:gridCol w:w="3104"/>
+        <w:gridCol w:w="1750"/>
+        <w:gridCol w:w="2500"/>
+        <w:gridCol w:w="2200"/>
+        <w:gridCol w:w="3054"/>
       </w:tblGrid>
       <w:tr>
         <w:trPr>
           <w:cantSplit/>
-          <w:trHeight w:val="320" w:hRule="atLeast"/>
+          <w:trHeight w:val="300" w:hRule="atLeast"/>
         </w:trPr>
         <w:tc>
           <w:tcPr>
-            <w:tcW w:w="2000" w:type="dxa"/>
+            <w:tcW w:w="1750" w:type="dxa"/>
+            <w:vAlign w:val="center"/>
+          </w:tcPr>
+          <w:p>
+            <w:pPr>
+              <w:pStyle w:val="Heading2"/>
+              <w:spacing w:before="0" w:after="0" w:line="240" w:lineRule="auto"/>
+            </w:pPr>
+            <w:r>
+              <w:rPr>
+                <w:rFonts w:ascii="Avenir Next" w:hAnsi="Avenir Next" w:cs="Avenir Next" w:eastAsia="Avenir Next"/>
+                <w:b/>
+                <w:color w:val="003A70"/>
+                <w:spacing w:val="12"/>
+                <w:sz w:val="15"/>
+                <w:szCs w:val="15"/>
+              </w:rPr>
+              <w:t xml:space="preserve">CHECK YOURSELF</w:t>
+            </w:r>
+          </w:p>
+        </w:tc>
+        <w:tc>
+          <w:tcPr>
+            <w:tcW w:w="2500" w:type="dxa"/>
             <w:vAlign w:val="center"/>
           </w:tcPr>
           <w:p>
@@ -3561,20 +3605,27 @@
             </w:pPr>
             <w:r>
               <w:rPr>
-                <w:rFonts w:ascii="Avenir Next" w:hAnsi="Avenir Next" w:cs="Avenir Next" w:eastAsia="Avenir Next"/>
-                <w:b/>
-                <w:color w:val="003A70"/>
-                <w:spacing w:val="12"/>
-                <w:sz w:val="15"/>
-                <w:szCs w:val="15"/>
-              </w:rPr>
-              <w:t xml:space="preserve">CHECK YOURSELF</w:t>
+                <w:rFonts w:ascii="Arial" w:hAnsi="Arial" w:cs="Arial" w:eastAsia="Arial"/>
+                <w:color w:val="1A1A1A"/>
+                <w:sz w:val="20"/>
+                <w:szCs w:val="20"/>
+              </w:rPr>
+              <w:t xml:space="preserve">□</w:t>
+            </w:r>
+            <w:r>
+              <w:rPr>
+                <w:rFonts w:ascii="Avenir Next" w:hAnsi="Avenir Next" w:cs="Avenir Next" w:eastAsia="Avenir Next"/>
+                <w:color w:val="1A1A1A"/>
+                <w:sz w:val="17"/>
+                <w:szCs w:val="17"/>
+              </w:rPr>
+              <w:t xml:space="preserve">  I can do this on my own</w:t>
             </w:r>
           </w:p>
         </w:tc>
         <w:tc>
           <w:tcPr>
-            <w:tcW w:w="2300" w:type="dxa"/>
+            <w:tcW w:w="2200" w:type="dxa"/>
             <w:vAlign w:val="center"/>
           </w:tcPr>
           <w:p>
@@ -3585,8 +3636,8 @@
               <w:rPr>
                 <w:rFonts w:ascii="Arial" w:hAnsi="Arial" w:cs="Arial" w:eastAsia="Arial"/>
                 <w:color w:val="1A1A1A"/>
-                <w:sz w:val="24"/>
-                <w:szCs w:val="24"/>
+                <w:sz w:val="20"/>
+                <w:szCs w:val="20"/>
               </w:rPr>
               <w:t xml:space="preserve">□</w:t>
             </w:r>
@@ -3597,13 +3648,13 @@
                 <w:sz w:val="17"/>
                 <w:szCs w:val="17"/>
               </w:rPr>
-              <w:t xml:space="preserve">  I can do this on my own</w:t>
+              <w:t xml:space="preserve">  I need a little help</w:t>
             </w:r>
           </w:p>
         </w:tc>
         <w:tc>
           <w:tcPr>
-            <w:tcW w:w="2100" w:type="dxa"/>
+            <w:tcW w:w="3054" w:type="dxa"/>
             <w:vAlign w:val="center"/>
           </w:tcPr>
           <w:p>
@@ -3614,37 +3665,8 @@
               <w:rPr>
                 <w:rFonts w:ascii="Arial" w:hAnsi="Arial" w:cs="Arial" w:eastAsia="Arial"/>
                 <w:color w:val="1A1A1A"/>
-                <w:sz w:val="24"/>
-                <w:szCs w:val="24"/>
-              </w:rPr>
-              <w:t xml:space="preserve">□</w:t>
-            </w:r>
-            <w:r>
-              <w:rPr>
-                <w:rFonts w:ascii="Avenir Next" w:hAnsi="Avenir Next" w:cs="Avenir Next" w:eastAsia="Avenir Next"/>
-                <w:color w:val="1A1A1A"/>
-                <w:sz w:val="17"/>
-                <w:szCs w:val="17"/>
-              </w:rPr>
-              <w:t xml:space="preserve">  I need a little help</w:t>
-            </w:r>
-          </w:p>
-        </w:tc>
-        <w:tc>
-          <w:tcPr>
-            <w:tcW w:w="3104" w:type="dxa"/>
-            <w:vAlign w:val="center"/>
-          </w:tcPr>
-          <w:p>
-            <w:pPr>
-              <w:spacing w:before="0" w:after="0" w:line="240" w:lineRule="auto"/>
-            </w:pPr>
-            <w:r>
-              <w:rPr>
-                <w:rFonts w:ascii="Arial" w:hAnsi="Arial" w:cs="Arial" w:eastAsia="Arial"/>
-                <w:color w:val="1A1A1A"/>
-                <w:sz w:val="24"/>
-                <w:szCs w:val="24"/>
+                <w:sz w:val="20"/>
+                <w:szCs w:val="20"/>
               </w:rPr>
               <w:t xml:space="preserve">□</w:t>
             </w:r>
@@ -3679,7 +3701,7 @@
     <w:sectPr>
       <w:footerReference w:type="default" r:id="rIdFooter1"/>
       <w:pgSz w:w="12240" w:h="15840"/>
-      <w:pgMar w:top="893" w:right="1224" w:bottom="835" w:left="1512" w:header="432" w:footer="432" w:gutter="0"/>
+      <w:pgMar w:top="780" w:right="1224" w:bottom="760" w:left="1512" w:header="432" w:footer="432" w:gutter="0"/>
       <w:cols w:space="720"/>
     </w:sectPr>
   </w:body>
@@ -3759,7 +3781,106 @@
               <w:sz w:val="15"/>
               <w:szCs w:val="15"/>
             </w:rPr>
-            <w:t xml:space="preserve">Lesson 5-8  ·  Session 2  ·  Prerequisite Practice A</w:t>
+            <w:t xml:space="preserve">5-8 · Page </w:t>
+          </w:r>
+          <w:r>
+            <w:rPr>
+              <w:rFonts w:ascii="Avenir Next" w:hAnsi="Avenir Next" w:cs="Avenir Next" w:eastAsia="Avenir Next"/>
+              <w:color w:val="5A5F66"/>
+              <w:sz w:val="15"/>
+              <w:szCs w:val="15"/>
+            </w:rPr>
+            <w:fldChar w:fldCharType="begin"/>
+          </w:r>
+          <w:r>
+            <w:rPr>
+              <w:rFonts w:ascii="Avenir Next" w:hAnsi="Avenir Next" w:cs="Avenir Next" w:eastAsia="Avenir Next"/>
+              <w:color w:val="5A5F66"/>
+              <w:sz w:val="15"/>
+              <w:szCs w:val="15"/>
+            </w:rPr>
+            <w:instrText xml:space="preserve"> PAGE </w:instrText>
+          </w:r>
+          <w:r>
+            <w:rPr>
+              <w:rFonts w:ascii="Avenir Next" w:hAnsi="Avenir Next" w:cs="Avenir Next" w:eastAsia="Avenir Next"/>
+              <w:color w:val="5A5F66"/>
+              <w:sz w:val="15"/>
+              <w:szCs w:val="15"/>
+            </w:rPr>
+            <w:fldChar w:fldCharType="separate"/>
+          </w:r>
+          <w:r>
+            <w:rPr>
+              <w:rFonts w:ascii="Avenir Next" w:hAnsi="Avenir Next" w:cs="Avenir Next" w:eastAsia="Avenir Next"/>
+              <w:color w:val="5A5F66"/>
+              <w:sz w:val="15"/>
+              <w:szCs w:val="15"/>
+            </w:rPr>
+            <w:t xml:space="preserve">1</w:t>
+          </w:r>
+          <w:r>
+            <w:rPr>
+              <w:rFonts w:ascii="Avenir Next" w:hAnsi="Avenir Next" w:cs="Avenir Next" w:eastAsia="Avenir Next"/>
+              <w:color w:val="5A5F66"/>
+              <w:sz w:val="15"/>
+              <w:szCs w:val="15"/>
+            </w:rPr>
+            <w:fldChar w:fldCharType="end"/>
+          </w:r>
+          <w:r>
+            <w:rPr>
+              <w:rFonts w:ascii="Avenir Next" w:hAnsi="Avenir Next" w:cs="Avenir Next" w:eastAsia="Avenir Next"/>
+              <w:color w:val="5A5F66"/>
+              <w:sz w:val="15"/>
+              <w:szCs w:val="15"/>
+            </w:rPr>
+            <w:t xml:space="preserve"> of </w:t>
+          </w:r>
+          <w:r>
+            <w:rPr>
+              <w:rFonts w:ascii="Avenir Next" w:hAnsi="Avenir Next" w:cs="Avenir Next" w:eastAsia="Avenir Next"/>
+              <w:color w:val="5A5F66"/>
+              <w:sz w:val="15"/>
+              <w:szCs w:val="15"/>
+            </w:rPr>
+            <w:fldChar w:fldCharType="begin"/>
+          </w:r>
+          <w:r>
+            <w:rPr>
+              <w:rFonts w:ascii="Avenir Next" w:hAnsi="Avenir Next" w:cs="Avenir Next" w:eastAsia="Avenir Next"/>
+              <w:color w:val="5A5F66"/>
+              <w:sz w:val="15"/>
+              <w:szCs w:val="15"/>
+            </w:rPr>
+            <w:instrText xml:space="preserve"> NUMPAGES </w:instrText>
+          </w:r>
+          <w:r>
+            <w:rPr>
+              <w:rFonts w:ascii="Avenir Next" w:hAnsi="Avenir Next" w:cs="Avenir Next" w:eastAsia="Avenir Next"/>
+              <w:color w:val="5A5F66"/>
+              <w:sz w:val="15"/>
+              <w:szCs w:val="15"/>
+            </w:rPr>
+            <w:fldChar w:fldCharType="separate"/>
+          </w:r>
+          <w:r>
+            <w:rPr>
+              <w:rFonts w:ascii="Avenir Next" w:hAnsi="Avenir Next" w:cs="Avenir Next" w:eastAsia="Avenir Next"/>
+              <w:color w:val="5A5F66"/>
+              <w:sz w:val="15"/>
+              <w:szCs w:val="15"/>
+            </w:rPr>
+            <w:t xml:space="preserve">1</w:t>
+          </w:r>
+          <w:r>
+            <w:rPr>
+              <w:rFonts w:ascii="Avenir Next" w:hAnsi="Avenir Next" w:cs="Avenir Next" w:eastAsia="Avenir Next"/>
+              <w:color w:val="5A5F66"/>
+              <w:sz w:val="15"/>
+              <w:szCs w:val="15"/>
+            </w:rPr>
+            <w:fldChar w:fldCharType="end"/>
           </w:r>
         </w:p>
       </w:tc>
@@ -3802,5 +3923,23 @@
       </w:tblCellMar>
     </w:tblPr>
   </w:style>
+  <w:style w:type="paragraph" w:styleId="Heading1">
+    <w:name w:val="heading 1"/>
+    <w:basedOn w:val="Normal"/>
+    <w:pPr>
+      <w:outlineLvl w:val="0"/>
+      <w:keepNext w:val="0"/>
+      <w:keepLines w:val="0"/>
+    </w:pPr>
+  </w:style>
+  <w:style w:type="paragraph" w:styleId="Heading2">
+    <w:name w:val="heading 2"/>
+    <w:basedOn w:val="Normal"/>
+    <w:pPr>
+      <w:outlineLvl w:val="1"/>
+      <w:keepNext w:val="0"/>
+      <w:keepLines w:val="0"/>
+    </w:pPr>
+  </w:style>
 </w:styles>
 </file>